--- a/검정도서_선정_평가표_3종.docx
+++ b/검정도서_선정_평가표_3종.docx
@@ -1454,7 +1454,7 @@
               <w:rPr>
                 <w:sz w:val="16"/>
               </w:rPr>
-              <w:t>표현·표기의 정확성 및 가독성</w:t>
+              <w:t>표현, 표기의 정확성 및 가독성</w:t>
             </w:r>
           </w:p>
         </w:tc>
@@ -2050,7 +2050,7 @@
               <w:rPr>
                 <w:sz w:val="18"/>
               </w:rPr>
-              <w:t>동아출판㈜ 교과서는 교육과정 성취기준을 충실히 반영하면서도 학습 분량이 적절하여 한 학기 수업 운영에 무리가 없다 개념 도입 단계에서 실생활 소재를 활용하고 탐구 활동과 문제 해결 과정이 단계적으로 제시되어 학생 스스로 사고를 확장하기에 좋다 ㈜미래엔 교과서는 단원 간 연계가 매끄럽고 서술형 평가 문항이 풍부하며 ㈜비상교육 교과서는 편집이 깔끔하고 가독성이 높다 종합적으로 1순위 동아출판㈜, 2순위 ㈜미래엔, 3순위 ㈜비상교육을 추천함</w:t>
+              <w:t>동아출판㈜ 교과서는 교육과정 성취기준을 충실히 반영하면서도 학습 분량이 적절하여 한 학기 수업 운영에 무리가 없다. 개념 도입 단계에서 실생활 소재를 활용하고 탐구 활동과 문제 해결 과정이 단계적으로 제시되어 학생 스스로 사고를 확장하기에 좋다. ㈜미래엔 교과서는 단원 간 연계가 매끄럽고 서술형 평가 문항이 풍부하며 ㈜비상교육 교과서는 편집이 깔끔하고 가독성이 높다. 종합적으로 1순위 동아출판㈜, 2순위 ㈜미래엔, 3순위 ㈜비상교육을 추천함.</w:t>
             </w:r>
           </w:p>
         </w:tc>
@@ -3513,7 +3513,7 @@
               <w:rPr>
                 <w:sz w:val="16"/>
               </w:rPr>
-              <w:t>표현·표기의 정확성 및 가독성</w:t>
+              <w:t>표현, 표기의 정확성 및 가독성</w:t>
             </w:r>
           </w:p>
         </w:tc>
@@ -4109,7 +4109,7 @@
               <w:rPr>
                 <w:sz w:val="18"/>
               </w:rPr>
-              <w:t>동아출판㈜ 교과서는 내용 수준이 우리 학교 학생들의 학력 분포에 가장 잘 맞고 기본 문제와 심화 문제의 난이도 배치가 균형적이다 공학적 도구 활용 활동과 협력 학습 과제가 구체적으로 안내되어 있어 학생 참여형 수업을 운영하기 쉽다 ㈜미래엔 교과서는 수학적 오개념을 짚어 주는 코너와 자기 평가 활동이 돋보이며 ㈜비상교육 교과서는 개념 정리와 예제 구성이 명확하다 따라서 1순위 동아출판㈜, 2순위 ㈜미래엔, 3순위 ㈜비상교육으로 추천함</w:t>
+              <w:t>동아출판㈜ 교과서는 내용 수준이 우리 학교 학생들의 학력 분포에 가장 잘 맞고 기본 문제와 심화 문제의 난이도 배치가 균형적이다. 공학적 도구 활용 활동과 협력 학습 과제가 구체적으로 안내되어 있어 학생 참여형 수업을 운영하기 쉽다. ㈜미래엔 교과서는 수학적 오개념을 짚어 주는 코너와 자기 평가 활동이 돋보이며 ㈜비상교육 교과서는 개념 정리와 예제 구성이 명확하다. 따라서 1순위 동아출판㈜, 2순위 ㈜미래엔, 3순위 ㈜비상교육으로 추천함.</w:t>
             </w:r>
           </w:p>
         </w:tc>
@@ -5572,7 +5572,7 @@
               <w:rPr>
                 <w:sz w:val="16"/>
               </w:rPr>
-              <w:t>표현·표기의 정확성 및 가독성</w:t>
+              <w:t>표현, 표기의 정확성 및 가독성</w:t>
             </w:r>
           </w:p>
         </w:tc>
@@ -6168,7 +6168,7 @@
               <w:rPr>
                 <w:sz w:val="18"/>
               </w:rPr>
-              <w:t>동아출판㈜ 교과서는 이전 학년과의 계열성을 고려한 복습 코너와 다음 단원 예고가 잘 구성되어 학습의 흐름이 자연스럽다 용어와 기호 표기가 정확하고 삽화와 도표가 내용 이해를 돕도록 배치되어 있으며 가격 면에서도 부담이 적다 ㈜미래엔 교과서는 교수학습 자료와 디지털 연계 자료가 풍부하고 ㈜비상교육 교과서는 종합적 사고력을 요구하는 프로젝트 과제가 우수하다 이에 1순위 동아출판㈜, 2순위 ㈜미래엔, 3순위 ㈜비상교육을 추천함</w:t>
+              <w:t>동아출판㈜ 교과서는 이전 학년과의 계열성을 고려한 복습 코너와 다음 단원 예고가 잘 구성되어 학습의 흐름이 자연스럽다. 용어와 기호 표기가 정확하고 삽화와 도표가 내용 이해를 돕도록 배치되어 있으며 가격 면에서도 부담이 적다. ㈜미래엔 교과서는 교수학습 자료와 디지털 연계 자료가 풍부하고 ㈜비상교육 교과서는 종합적 사고력을 요구하는 프로젝트 과제가 우수하다. 이에 1순위 동아출판㈜, 2순위 ㈜미래엔, 3순위 ㈜비상교육을 추천함.</w:t>
             </w:r>
           </w:p>
         </w:tc>
@@ -6188,7 +6188,7 @@
           <w:b/>
           <w:sz w:val="32"/>
         </w:rPr>
-        <w:t>검·인정도서 선정기준 평가 총괄표</w:t>
+        <w:t>검인정도서 선정기준 평가 총괄표</w:t>
       </w:r>
     </w:p>
     <w:p>
@@ -7375,7 +7375,7 @@
           <w:b/>
           <w:sz w:val="32"/>
         </w:rPr>
-        <w:t>추천 검·인정도서 및 추천 의견서</w:t>
+        <w:t>추천 검인정도서 및 추천 의견서</w:t>
       </w:r>
     </w:p>
     <w:p>
@@ -7496,7 +7496,7 @@
               <w:rPr>
                 <w:sz w:val="20"/>
               </w:rPr>
-              <w:t>교육과정 성취기준을 충실히 반영하고 학습 분량과 내용 수준이 학생들의 학력 수준에 적합함 실생활 맥락의 도입 활동과 단계적 탐구 활동으로 개념을 자연스럽게 형성할 수 있으며 기본과 심화 문제의 난이도 배치가 균형적임 이전 학년과의 계열성을 고려한 단원 구성과 정확한 용어 및 기호 표기, 깔끔한 편집으로 가독성이 뛰어나 세 위원 모두 최고점을 부여하여 1순위로 추천함</w:t>
+              <w:t>교육과정 성취기준을 충실히 반영하고 학습 분량과 내용 수준이 학생들의 학력 수준에 적합함. 실생활 맥락의 도입 활동과 단계적 탐구 활동으로 개념을 자연스럽게 형성할 수 있으며 기본과 심화 문제의 난이도 배치가 균형적임. 이전 학년과의 계열성을 고려한 단원 구성과 정확한 용어 및 기호 표기, 깔끔한 편집으로 가독성이 뛰어나 세 위원 모두 최고점을 부여하여 1순위로 추천함.</w:t>
             </w:r>
           </w:p>
         </w:tc>
@@ -7546,7 +7546,7 @@
               <w:rPr>
                 <w:sz w:val="20"/>
               </w:rPr>
-              <w:t>단원 간 연계가 매끄럽고 수학적 오개념을 바로잡는 코너와 자기 평가 활동이 잘 갖추어져 있음 서술형 평가 문항과 교수학습 자료, 디지털 연계 자료가 풍부하여 다양한 수업 방법에 활용하기 좋으나 일부 단원의 학습 분량이 다소 많은 점을 고려하여 2순위로 추천함</w:t>
+              <w:t>단원 간 연계가 매끄럽고 수학적 오개념을 바로잡는 코너와 자기 평가 활동이 잘 갖추어져 있음. 서술형 평가 문항과 교수학습 자료, 디지털 연계 자료가 풍부하여 다양한 수업 방법에 활용하기 좋으나 일부 단원의 학습 분량이 다소 많은 점을 고려하여 2순위로 추천함.</w:t>
             </w:r>
           </w:p>
         </w:tc>
@@ -7596,7 +7596,7 @@
               <w:rPr>
                 <w:sz w:val="20"/>
               </w:rPr>
-              <w:t>개념 정리와 예제 구성이 명확하고 편집이 깔끔하여 학생들이 스스로 학습하기에 용이함 종합적 사고력을 요구하는 프로젝트 과제가 우수하나 학생 참여형 활동의 안내가 상대적으로 간략한 점을 고려하여 3순위로 추천함</w:t>
+              <w:t>개념 정리와 예제 구성이 명확하고 편집이 깔끔하여 학생들이 스스로 학습하기에 용이함. 종합적 사고력을 요구하는 프로젝트 과제가 우수하나 학생 참여형 활동의 안내가 상대적으로 간략한 점을 고려하여 3순위로 추천함.</w:t>
             </w:r>
           </w:p>
         </w:tc>

--- a/검정도서_선정_평가표_3종.docx
+++ b/검정도서_선정_평가표_3종.docx
@@ -322,7 +322,7 @@
               <w:rPr>
                 <w:sz w:val="16"/>
               </w:rPr>
-              <w:t>14</w:t>
+              <w:t>17</w:t>
             </w:r>
           </w:p>
         </w:tc>
@@ -354,54 +354,6 @@
               <w:rPr>
                 <w:sz w:val="16"/>
               </w:rPr>
-              <w:t>13</w:t>
-            </w:r>
-          </w:p>
-        </w:tc>
-        <w:tc>
-          <w:tcPr>
-            <w:tcW w:type="dxa" w:w="1261"/>
-          </w:tcPr>
-          <w:p>
-            <w:pPr>
-              <w:jc w:val="center"/>
-            </w:pPr>
-            <w:r>
-              <w:rPr>
-                <w:sz w:val="16"/>
-              </w:rPr>
-              <w:t>13</w:t>
-            </w:r>
-          </w:p>
-        </w:tc>
-        <w:tc>
-          <w:tcPr>
-            <w:tcW w:type="dxa" w:w="1261"/>
-          </w:tcPr>
-          <w:p>
-            <w:pPr>
-              <w:jc w:val="center"/>
-            </w:pPr>
-            <w:r>
-              <w:rPr>
-                <w:sz w:val="16"/>
-              </w:rPr>
-              <w:t>14</w:t>
-            </w:r>
-          </w:p>
-        </w:tc>
-        <w:tc>
-          <w:tcPr>
-            <w:tcW w:type="dxa" w:w="1261"/>
-          </w:tcPr>
-          <w:p>
-            <w:pPr>
-              <w:jc w:val="center"/>
-            </w:pPr>
-            <w:r>
-              <w:rPr>
-                <w:sz w:val="16"/>
-              </w:rPr>
               <w:t>16</w:t>
             </w:r>
           </w:p>
@@ -418,6 +370,22 @@
               <w:rPr>
                 <w:sz w:val="16"/>
               </w:rPr>
+              <w:t>17</w:t>
+            </w:r>
+          </w:p>
+        </w:tc>
+        <w:tc>
+          <w:tcPr>
+            <w:tcW w:type="dxa" w:w="1261"/>
+          </w:tcPr>
+          <w:p>
+            <w:pPr>
+              <w:jc w:val="center"/>
+            </w:pPr>
+            <w:r>
+              <w:rPr>
+                <w:sz w:val="16"/>
+              </w:rPr>
               <w:t>15</w:t>
             </w:r>
           </w:p>
@@ -434,23 +402,55 @@
               <w:rPr>
                 <w:sz w:val="16"/>
               </w:rPr>
+              <w:t>17</w:t>
+            </w:r>
+          </w:p>
+        </w:tc>
+        <w:tc>
+          <w:tcPr>
+            <w:tcW w:type="dxa" w:w="1261"/>
+          </w:tcPr>
+          <w:p>
+            <w:pPr>
+              <w:jc w:val="center"/>
+            </w:pPr>
+            <w:r>
+              <w:rPr>
+                <w:sz w:val="16"/>
+              </w:rPr>
+              <w:t>18</w:t>
+            </w:r>
+          </w:p>
+        </w:tc>
+        <w:tc>
+          <w:tcPr>
+            <w:tcW w:type="dxa" w:w="1261"/>
+          </w:tcPr>
+          <w:p>
+            <w:pPr>
+              <w:jc w:val="center"/>
+            </w:pPr>
+            <w:r>
+              <w:rPr>
+                <w:sz w:val="16"/>
+              </w:rPr>
+              <w:t>17</w:t>
+            </w:r>
+          </w:p>
+        </w:tc>
+        <w:tc>
+          <w:tcPr>
+            <w:tcW w:type="dxa" w:w="1261"/>
+          </w:tcPr>
+          <w:p>
+            <w:pPr>
+              <w:jc w:val="center"/>
+            </w:pPr>
+            <w:r>
+              <w:rPr>
+                <w:sz w:val="16"/>
+              </w:rPr>
               <w:t>19</w:t>
-            </w:r>
-          </w:p>
-        </w:tc>
-        <w:tc>
-          <w:tcPr>
-            <w:tcW w:type="dxa" w:w="1261"/>
-          </w:tcPr>
-          <w:p>
-            <w:pPr>
-              <w:jc w:val="center"/>
-            </w:pPr>
-            <w:r>
-              <w:rPr>
-                <w:sz w:val="16"/>
-              </w:rPr>
-              <w:t>17</w:t>
             </w:r>
           </w:p>
         </w:tc>
@@ -516,38 +516,6 @@
               <w:rPr>
                 <w:sz w:val="16"/>
               </w:rPr>
-              <w:t>14</w:t>
-            </w:r>
-          </w:p>
-        </w:tc>
-        <w:tc>
-          <w:tcPr>
-            <w:tcW w:type="dxa" w:w="1261"/>
-          </w:tcPr>
-          <w:p>
-            <w:pPr>
-              <w:jc w:val="center"/>
-            </w:pPr>
-            <w:r>
-              <w:rPr>
-                <w:sz w:val="16"/>
-              </w:rPr>
-              <w:t>20</w:t>
-            </w:r>
-          </w:p>
-        </w:tc>
-        <w:tc>
-          <w:tcPr>
-            <w:tcW w:type="dxa" w:w="1261"/>
-          </w:tcPr>
-          <w:p>
-            <w:pPr>
-              <w:jc w:val="center"/>
-            </w:pPr>
-            <w:r>
-              <w:rPr>
-                <w:sz w:val="16"/>
-              </w:rPr>
               <w:t>16</w:t>
             </w:r>
           </w:p>
@@ -564,39 +532,87 @@
               <w:rPr>
                 <w:sz w:val="16"/>
               </w:rPr>
-              <w:t>12</w:t>
-            </w:r>
-          </w:p>
-        </w:tc>
-        <w:tc>
-          <w:tcPr>
-            <w:tcW w:type="dxa" w:w="1261"/>
-          </w:tcPr>
-          <w:p>
-            <w:pPr>
-              <w:jc w:val="center"/>
-            </w:pPr>
-            <w:r>
-              <w:rPr>
-                <w:sz w:val="16"/>
-              </w:rPr>
-              <w:t>13</w:t>
-            </w:r>
-          </w:p>
-        </w:tc>
-        <w:tc>
-          <w:tcPr>
-            <w:tcW w:type="dxa" w:w="1261"/>
-          </w:tcPr>
-          <w:p>
-            <w:pPr>
-              <w:jc w:val="center"/>
-            </w:pPr>
-            <w:r>
-              <w:rPr>
-                <w:sz w:val="16"/>
-              </w:rPr>
-              <w:t>14</w:t>
+              <w:t>19</w:t>
+            </w:r>
+          </w:p>
+        </w:tc>
+        <w:tc>
+          <w:tcPr>
+            <w:tcW w:type="dxa" w:w="1261"/>
+          </w:tcPr>
+          <w:p>
+            <w:pPr>
+              <w:jc w:val="center"/>
+            </w:pPr>
+            <w:r>
+              <w:rPr>
+                <w:sz w:val="16"/>
+              </w:rPr>
+              <w:t>15</w:t>
+            </w:r>
+          </w:p>
+        </w:tc>
+        <w:tc>
+          <w:tcPr>
+            <w:tcW w:type="dxa" w:w="1261"/>
+          </w:tcPr>
+          <w:p>
+            <w:pPr>
+              <w:jc w:val="center"/>
+            </w:pPr>
+            <w:r>
+              <w:rPr>
+                <w:sz w:val="16"/>
+              </w:rPr>
+              <w:t>15</w:t>
+            </w:r>
+          </w:p>
+        </w:tc>
+        <w:tc>
+          <w:tcPr>
+            <w:tcW w:type="dxa" w:w="1261"/>
+          </w:tcPr>
+          <w:p>
+            <w:pPr>
+              <w:jc w:val="center"/>
+            </w:pPr>
+            <w:r>
+              <w:rPr>
+                <w:sz w:val="16"/>
+              </w:rPr>
+              <w:t>16</w:t>
+            </w:r>
+          </w:p>
+        </w:tc>
+        <w:tc>
+          <w:tcPr>
+            <w:tcW w:type="dxa" w:w="1261"/>
+          </w:tcPr>
+          <w:p>
+            <w:pPr>
+              <w:jc w:val="center"/>
+            </w:pPr>
+            <w:r>
+              <w:rPr>
+                <w:sz w:val="16"/>
+              </w:rPr>
+              <w:t>16</w:t>
+            </w:r>
+          </w:p>
+        </w:tc>
+        <w:tc>
+          <w:tcPr>
+            <w:tcW w:type="dxa" w:w="1261"/>
+          </w:tcPr>
+          <w:p>
+            <w:pPr>
+              <w:jc w:val="center"/>
+            </w:pPr>
+            <w:r>
+              <w:rPr>
+                <w:sz w:val="16"/>
+              </w:rPr>
+              <w:t>15</w:t>
             </w:r>
           </w:p>
         </w:tc>
@@ -628,23 +644,7 @@
               <w:rPr>
                 <w:sz w:val="16"/>
               </w:rPr>
-              <w:t>19</w:t>
-            </w:r>
-          </w:p>
-        </w:tc>
-        <w:tc>
-          <w:tcPr>
-            <w:tcW w:type="dxa" w:w="1261"/>
-          </w:tcPr>
-          <w:p>
-            <w:pPr>
-              <w:jc w:val="center"/>
-            </w:pPr>
-            <w:r>
-              <w:rPr>
-                <w:sz w:val="16"/>
-              </w:rPr>
-              <w:t>19</w:t>
+              <w:t>18</w:t>
             </w:r>
           </w:p>
         </w:tc>
@@ -710,7 +710,7 @@
               <w:rPr>
                 <w:sz w:val="16"/>
               </w:rPr>
-              <w:t>6</w:t>
+              <w:t>7</w:t>
             </w:r>
           </w:p>
         </w:tc>
@@ -742,38 +742,6 @@
               <w:rPr>
                 <w:sz w:val="16"/>
               </w:rPr>
-              <w:t>7</w:t>
-            </w:r>
-          </w:p>
-        </w:tc>
-        <w:tc>
-          <w:tcPr>
-            <w:tcW w:type="dxa" w:w="1261"/>
-          </w:tcPr>
-          <w:p>
-            <w:pPr>
-              <w:jc w:val="center"/>
-            </w:pPr>
-            <w:r>
-              <w:rPr>
-                <w:sz w:val="16"/>
-              </w:rPr>
-              <w:t>6</w:t>
-            </w:r>
-          </w:p>
-        </w:tc>
-        <w:tc>
-          <w:tcPr>
-            <w:tcW w:type="dxa" w:w="1261"/>
-          </w:tcPr>
-          <w:p>
-            <w:pPr>
-              <w:jc w:val="center"/>
-            </w:pPr>
-            <w:r>
-              <w:rPr>
-                <w:sz w:val="16"/>
-              </w:rPr>
               <w:t>8</w:t>
             </w:r>
           </w:p>
@@ -790,7 +758,7 @@
               <w:rPr>
                 <w:sz w:val="16"/>
               </w:rPr>
-              <w:t>7</w:t>
+              <w:t>9</w:t>
             </w:r>
           </w:p>
         </w:tc>
@@ -822,23 +790,55 @@
               <w:rPr>
                 <w:sz w:val="16"/>
               </w:rPr>
-              <w:t>7</w:t>
-            </w:r>
-          </w:p>
-        </w:tc>
-        <w:tc>
-          <w:tcPr>
-            <w:tcW w:type="dxa" w:w="1261"/>
-          </w:tcPr>
-          <w:p>
-            <w:pPr>
-              <w:jc w:val="center"/>
-            </w:pPr>
-            <w:r>
-              <w:rPr>
-                <w:sz w:val="16"/>
-              </w:rPr>
-              <w:t>10</w:t>
+              <w:t>8</w:t>
+            </w:r>
+          </w:p>
+        </w:tc>
+        <w:tc>
+          <w:tcPr>
+            <w:tcW w:type="dxa" w:w="1261"/>
+          </w:tcPr>
+          <w:p>
+            <w:pPr>
+              <w:jc w:val="center"/>
+            </w:pPr>
+            <w:r>
+              <w:rPr>
+                <w:sz w:val="16"/>
+              </w:rPr>
+              <w:t>8</w:t>
+            </w:r>
+          </w:p>
+        </w:tc>
+        <w:tc>
+          <w:tcPr>
+            <w:tcW w:type="dxa" w:w="1261"/>
+          </w:tcPr>
+          <w:p>
+            <w:pPr>
+              <w:jc w:val="center"/>
+            </w:pPr>
+            <w:r>
+              <w:rPr>
+                <w:sz w:val="16"/>
+              </w:rPr>
+              <w:t>9</w:t>
+            </w:r>
+          </w:p>
+        </w:tc>
+        <w:tc>
+          <w:tcPr>
+            <w:tcW w:type="dxa" w:w="1261"/>
+          </w:tcPr>
+          <w:p>
+            <w:pPr>
+              <w:jc w:val="center"/>
+            </w:pPr>
+            <w:r>
+              <w:rPr>
+                <w:sz w:val="16"/>
+              </w:rPr>
+              <w:t>9</w:t>
             </w:r>
           </w:p>
         </w:tc>
@@ -904,7 +904,7 @@
               <w:rPr>
                 <w:sz w:val="16"/>
               </w:rPr>
-              <w:t>6</w:t>
+              <w:t>8</w:t>
             </w:r>
           </w:p>
         </w:tc>
@@ -936,7 +936,39 @@
               <w:rPr>
                 <w:sz w:val="16"/>
               </w:rPr>
-              <w:t>6</w:t>
+              <w:t>8</w:t>
+            </w:r>
+          </w:p>
+        </w:tc>
+        <w:tc>
+          <w:tcPr>
+            <w:tcW w:type="dxa" w:w="1261"/>
+          </w:tcPr>
+          <w:p>
+            <w:pPr>
+              <w:jc w:val="center"/>
+            </w:pPr>
+            <w:r>
+              <w:rPr>
+                <w:sz w:val="16"/>
+              </w:rPr>
+              <w:t>8</w:t>
+            </w:r>
+          </w:p>
+        </w:tc>
+        <w:tc>
+          <w:tcPr>
+            <w:tcW w:type="dxa" w:w="1261"/>
+          </w:tcPr>
+          <w:p>
+            <w:pPr>
+              <w:jc w:val="center"/>
+            </w:pPr>
+            <w:r>
+              <w:rPr>
+                <w:sz w:val="16"/>
+              </w:rPr>
+              <w:t>8</w:t>
             </w:r>
           </w:p>
         </w:tc>
@@ -969,38 +1001,6 @@
                 <w:sz w:val="16"/>
               </w:rPr>
               <w:t>8</w:t>
-            </w:r>
-          </w:p>
-        </w:tc>
-        <w:tc>
-          <w:tcPr>
-            <w:tcW w:type="dxa" w:w="1261"/>
-          </w:tcPr>
-          <w:p>
-            <w:pPr>
-              <w:jc w:val="center"/>
-            </w:pPr>
-            <w:r>
-              <w:rPr>
-                <w:sz w:val="16"/>
-              </w:rPr>
-              <w:t>7</w:t>
-            </w:r>
-          </w:p>
-        </w:tc>
-        <w:tc>
-          <w:tcPr>
-            <w:tcW w:type="dxa" w:w="1261"/>
-          </w:tcPr>
-          <w:p>
-            <w:pPr>
-              <w:jc w:val="center"/>
-            </w:pPr>
-            <w:r>
-              <w:rPr>
-                <w:sz w:val="16"/>
-              </w:rPr>
-              <w:t>9</w:t>
             </w:r>
           </w:p>
         </w:tc>
@@ -1130,55 +1130,55 @@
               <w:rPr>
                 <w:sz w:val="16"/>
               </w:rPr>
-              <w:t>7</w:t>
-            </w:r>
-          </w:p>
-        </w:tc>
-        <w:tc>
-          <w:tcPr>
-            <w:tcW w:type="dxa" w:w="1261"/>
-          </w:tcPr>
-          <w:p>
-            <w:pPr>
-              <w:jc w:val="center"/>
-            </w:pPr>
-            <w:r>
-              <w:rPr>
-                <w:sz w:val="16"/>
-              </w:rPr>
-              <w:t>6</w:t>
-            </w:r>
-          </w:p>
-        </w:tc>
-        <w:tc>
-          <w:tcPr>
-            <w:tcW w:type="dxa" w:w="1261"/>
-          </w:tcPr>
-          <w:p>
-            <w:pPr>
-              <w:jc w:val="center"/>
-            </w:pPr>
-            <w:r>
-              <w:rPr>
-                <w:sz w:val="16"/>
-              </w:rPr>
-              <w:t>7</w:t>
-            </w:r>
-          </w:p>
-        </w:tc>
-        <w:tc>
-          <w:tcPr>
-            <w:tcW w:type="dxa" w:w="1261"/>
-          </w:tcPr>
-          <w:p>
-            <w:pPr>
-              <w:jc w:val="center"/>
-            </w:pPr>
-            <w:r>
-              <w:rPr>
-                <w:sz w:val="16"/>
-              </w:rPr>
-              <w:t>7</w:t>
+              <w:t>8</w:t>
+            </w:r>
+          </w:p>
+        </w:tc>
+        <w:tc>
+          <w:tcPr>
+            <w:tcW w:type="dxa" w:w="1261"/>
+          </w:tcPr>
+          <w:p>
+            <w:pPr>
+              <w:jc w:val="center"/>
+            </w:pPr>
+            <w:r>
+              <w:rPr>
+                <w:sz w:val="16"/>
+              </w:rPr>
+              <w:t>8</w:t>
+            </w:r>
+          </w:p>
+        </w:tc>
+        <w:tc>
+          <w:tcPr>
+            <w:tcW w:type="dxa" w:w="1261"/>
+          </w:tcPr>
+          <w:p>
+            <w:pPr>
+              <w:jc w:val="center"/>
+            </w:pPr>
+            <w:r>
+              <w:rPr>
+                <w:sz w:val="16"/>
+              </w:rPr>
+              <w:t>8</w:t>
+            </w:r>
+          </w:p>
+        </w:tc>
+        <w:tc>
+          <w:tcPr>
+            <w:tcW w:type="dxa" w:w="1261"/>
+          </w:tcPr>
+          <w:p>
+            <w:pPr>
+              <w:jc w:val="center"/>
+            </w:pPr>
+            <w:r>
+              <w:rPr>
+                <w:sz w:val="16"/>
+              </w:rPr>
+              <w:t>8</w:t>
             </w:r>
           </w:p>
         </w:tc>
@@ -1292,7 +1292,7 @@
               <w:rPr>
                 <w:sz w:val="16"/>
               </w:rPr>
-              <w:t>6</w:t>
+              <w:t>8</w:t>
             </w:r>
           </w:p>
         </w:tc>
@@ -1340,7 +1340,23 @@
               <w:rPr>
                 <w:sz w:val="16"/>
               </w:rPr>
-              <w:t>6</w:t>
+              <w:t>8</w:t>
+            </w:r>
+          </w:p>
+        </w:tc>
+        <w:tc>
+          <w:tcPr>
+            <w:tcW w:type="dxa" w:w="1261"/>
+          </w:tcPr>
+          <w:p>
+            <w:pPr>
+              <w:jc w:val="center"/>
+            </w:pPr>
+            <w:r>
+              <w:rPr>
+                <w:sz w:val="16"/>
+              </w:rPr>
+              <w:t>9</w:t>
             </w:r>
           </w:p>
         </w:tc>
@@ -1372,22 +1388,6 @@
               <w:rPr>
                 <w:sz w:val="16"/>
               </w:rPr>
-              <w:t>7</w:t>
-            </w:r>
-          </w:p>
-        </w:tc>
-        <w:tc>
-          <w:tcPr>
-            <w:tcW w:type="dxa" w:w="1261"/>
-          </w:tcPr>
-          <w:p>
-            <w:pPr>
-              <w:jc w:val="center"/>
-            </w:pPr>
-            <w:r>
-              <w:rPr>
-                <w:sz w:val="16"/>
-              </w:rPr>
               <w:t>8</w:t>
             </w:r>
           </w:p>
@@ -1420,7 +1420,7 @@
               <w:rPr>
                 <w:sz w:val="16"/>
               </w:rPr>
-              <w:t>10</w:t>
+              <w:t>9</w:t>
             </w:r>
           </w:p>
         </w:tc>
@@ -1486,7 +1486,23 @@
               <w:rPr>
                 <w:sz w:val="16"/>
               </w:rPr>
-              <w:t>6</w:t>
+              <w:t>8</w:t>
+            </w:r>
+          </w:p>
+        </w:tc>
+        <w:tc>
+          <w:tcPr>
+            <w:tcW w:type="dxa" w:w="1261"/>
+          </w:tcPr>
+          <w:p>
+            <w:pPr>
+              <w:jc w:val="center"/>
+            </w:pPr>
+            <w:r>
+              <w:rPr>
+                <w:sz w:val="16"/>
+              </w:rPr>
+              <w:t>10</w:t>
             </w:r>
           </w:p>
         </w:tc>
@@ -1518,39 +1534,7 @@
               <w:rPr>
                 <w:sz w:val="16"/>
               </w:rPr>
-              <w:t>8</w:t>
-            </w:r>
-          </w:p>
-        </w:tc>
-        <w:tc>
-          <w:tcPr>
-            <w:tcW w:type="dxa" w:w="1261"/>
-          </w:tcPr>
-          <w:p>
-            <w:pPr>
-              <w:jc w:val="center"/>
-            </w:pPr>
-            <w:r>
-              <w:rPr>
-                <w:sz w:val="16"/>
-              </w:rPr>
-              <w:t>6</w:t>
-            </w:r>
-          </w:p>
-        </w:tc>
-        <w:tc>
-          <w:tcPr>
-            <w:tcW w:type="dxa" w:w="1261"/>
-          </w:tcPr>
-          <w:p>
-            <w:pPr>
-              <w:jc w:val="center"/>
-            </w:pPr>
-            <w:r>
-              <w:rPr>
-                <w:sz w:val="16"/>
-              </w:rPr>
-              <w:t>8</w:t>
+              <w:t>9</w:t>
             </w:r>
           </w:p>
         </w:tc>
@@ -1598,7 +1582,23 @@
               <w:rPr>
                 <w:sz w:val="16"/>
               </w:rPr>
-              <w:t>10</w:t>
+              <w:t>9</w:t>
+            </w:r>
+          </w:p>
+        </w:tc>
+        <w:tc>
+          <w:tcPr>
+            <w:tcW w:type="dxa" w:w="1261"/>
+          </w:tcPr>
+          <w:p>
+            <w:pPr>
+              <w:jc w:val="center"/>
+            </w:pPr>
+            <w:r>
+              <w:rPr>
+                <w:sz w:val="16"/>
+              </w:rPr>
+              <w:t>9</w:t>
             </w:r>
           </w:p>
         </w:tc>
@@ -1680,22 +1680,6 @@
               <w:rPr>
                 <w:sz w:val="16"/>
               </w:rPr>
-              <w:t>7</w:t>
-            </w:r>
-          </w:p>
-        </w:tc>
-        <w:tc>
-          <w:tcPr>
-            <w:tcW w:type="dxa" w:w="1261"/>
-          </w:tcPr>
-          <w:p>
-            <w:pPr>
-              <w:jc w:val="center"/>
-            </w:pPr>
-            <w:r>
-              <w:rPr>
-                <w:sz w:val="16"/>
-              </w:rPr>
               <w:t>8</w:t>
             </w:r>
           </w:p>
@@ -1712,6 +1696,38 @@
               <w:rPr>
                 <w:sz w:val="16"/>
               </w:rPr>
+              <w:t>10</w:t>
+            </w:r>
+          </w:p>
+        </w:tc>
+        <w:tc>
+          <w:tcPr>
+            <w:tcW w:type="dxa" w:w="1261"/>
+          </w:tcPr>
+          <w:p>
+            <w:pPr>
+              <w:jc w:val="center"/>
+            </w:pPr>
+            <w:r>
+              <w:rPr>
+                <w:sz w:val="16"/>
+              </w:rPr>
+              <w:t>9</w:t>
+            </w:r>
+          </w:p>
+        </w:tc>
+        <w:tc>
+          <w:tcPr>
+            <w:tcW w:type="dxa" w:w="1261"/>
+          </w:tcPr>
+          <w:p>
+            <w:pPr>
+              <w:jc w:val="center"/>
+            </w:pPr>
+            <w:r>
+              <w:rPr>
+                <w:sz w:val="16"/>
+              </w:rPr>
               <w:t>8</w:t>
             </w:r>
           </w:p>
@@ -1728,22 +1744,6 @@
               <w:rPr>
                 <w:sz w:val="16"/>
               </w:rPr>
-              <w:t>6</w:t>
-            </w:r>
-          </w:p>
-        </w:tc>
-        <w:tc>
-          <w:tcPr>
-            <w:tcW w:type="dxa" w:w="1261"/>
-          </w:tcPr>
-          <w:p>
-            <w:pPr>
-              <w:jc w:val="center"/>
-            </w:pPr>
-            <w:r>
-              <w:rPr>
-                <w:sz w:val="16"/>
-              </w:rPr>
               <w:t>8</w:t>
             </w:r>
           </w:p>
@@ -1760,38 +1760,6 @@
               <w:rPr>
                 <w:sz w:val="16"/>
               </w:rPr>
-              <w:t>7</w:t>
-            </w:r>
-          </w:p>
-        </w:tc>
-        <w:tc>
-          <w:tcPr>
-            <w:tcW w:type="dxa" w:w="1261"/>
-          </w:tcPr>
-          <w:p>
-            <w:pPr>
-              <w:jc w:val="center"/>
-            </w:pPr>
-            <w:r>
-              <w:rPr>
-                <w:sz w:val="16"/>
-              </w:rPr>
-              <w:t>7</w:t>
-            </w:r>
-          </w:p>
-        </w:tc>
-        <w:tc>
-          <w:tcPr>
-            <w:tcW w:type="dxa" w:w="1261"/>
-          </w:tcPr>
-          <w:p>
-            <w:pPr>
-              <w:jc w:val="center"/>
-            </w:pPr>
-            <w:r>
-              <w:rPr>
-                <w:sz w:val="16"/>
-              </w:rPr>
               <w:t>8</w:t>
             </w:r>
           </w:p>
@@ -1808,7 +1776,39 @@
               <w:rPr>
                 <w:sz w:val="16"/>
               </w:rPr>
-              <w:t>9</w:t>
+              <w:t>8</w:t>
+            </w:r>
+          </w:p>
+        </w:tc>
+        <w:tc>
+          <w:tcPr>
+            <w:tcW w:type="dxa" w:w="1261"/>
+          </w:tcPr>
+          <w:p>
+            <w:pPr>
+              <w:jc w:val="center"/>
+            </w:pPr>
+            <w:r>
+              <w:rPr>
+                <w:sz w:val="16"/>
+              </w:rPr>
+              <w:t>8</w:t>
+            </w:r>
+          </w:p>
+        </w:tc>
+        <w:tc>
+          <w:tcPr>
+            <w:tcW w:type="dxa" w:w="1261"/>
+          </w:tcPr>
+          <w:p>
+            <w:pPr>
+              <w:jc w:val="center"/>
+            </w:pPr>
+            <w:r>
+              <w:rPr>
+                <w:sz w:val="16"/>
+              </w:rPr>
+              <w:t>8</w:t>
             </w:r>
           </w:p>
         </w:tc>
@@ -1873,102 +1873,6 @@
               <w:rPr>
                 <w:sz w:val="16"/>
               </w:rPr>
-              <w:t>66</w:t>
-            </w:r>
-          </w:p>
-        </w:tc>
-        <w:tc>
-          <w:tcPr>
-            <w:tcW w:type="dxa" w:w="1261"/>
-          </w:tcPr>
-          <w:p>
-            <w:pPr>
-              <w:jc w:val="center"/>
-            </w:pPr>
-            <w:r>
-              <w:rPr>
-                <w:sz w:val="16"/>
-              </w:rPr>
-              <w:t>94</w:t>
-            </w:r>
-          </w:p>
-        </w:tc>
-        <w:tc>
-          <w:tcPr>
-            <w:tcW w:type="dxa" w:w="1261"/>
-          </w:tcPr>
-          <w:p>
-            <w:pPr>
-              <w:jc w:val="center"/>
-            </w:pPr>
-            <w:r>
-              <w:rPr>
-                <w:sz w:val="16"/>
-              </w:rPr>
-              <w:t>73</w:t>
-            </w:r>
-          </w:p>
-        </w:tc>
-        <w:tc>
-          <w:tcPr>
-            <w:tcW w:type="dxa" w:w="1261"/>
-          </w:tcPr>
-          <w:p>
-            <w:pPr>
-              <w:jc w:val="center"/>
-            </w:pPr>
-            <w:r>
-              <w:rPr>
-                <w:sz w:val="16"/>
-              </w:rPr>
-              <w:t>62</w:t>
-            </w:r>
-          </w:p>
-        </w:tc>
-        <w:tc>
-          <w:tcPr>
-            <w:tcW w:type="dxa" w:w="1261"/>
-          </w:tcPr>
-          <w:p>
-            <w:pPr>
-              <w:jc w:val="center"/>
-            </w:pPr>
-            <w:r>
-              <w:rPr>
-                <w:sz w:val="16"/>
-              </w:rPr>
-              <w:t>73</w:t>
-            </w:r>
-          </w:p>
-        </w:tc>
-        <w:tc>
-          <w:tcPr>
-            <w:tcW w:type="dxa" w:w="1261"/>
-          </w:tcPr>
-          <w:p>
-            <w:pPr>
-              <w:jc w:val="center"/>
-            </w:pPr>
-            <w:r>
-              <w:rPr>
-                <w:sz w:val="16"/>
-              </w:rPr>
-              <w:t>72</w:t>
-            </w:r>
-          </w:p>
-        </w:tc>
-        <w:tc>
-          <w:tcPr>
-            <w:tcW w:type="dxa" w:w="1261"/>
-          </w:tcPr>
-          <w:p>
-            <w:pPr>
-              <w:jc w:val="center"/>
-            </w:pPr>
-            <w:r>
-              <w:rPr>
-                <w:sz w:val="16"/>
-              </w:rPr>
               <w:t>79</w:t>
             </w:r>
           </w:p>
@@ -1985,23 +1889,119 @@
               <w:rPr>
                 <w:sz w:val="16"/>
               </w:rPr>
-              <w:t>90</w:t>
-            </w:r>
-          </w:p>
-        </w:tc>
-        <w:tc>
-          <w:tcPr>
-            <w:tcW w:type="dxa" w:w="1261"/>
-          </w:tcPr>
-          <w:p>
-            <w:pPr>
-              <w:jc w:val="center"/>
-            </w:pPr>
-            <w:r>
-              <w:rPr>
-                <w:sz w:val="16"/>
-              </w:rPr>
-              <w:t>93</w:t>
+              <w:t>96</w:t>
+            </w:r>
+          </w:p>
+        </w:tc>
+        <w:tc>
+          <w:tcPr>
+            <w:tcW w:type="dxa" w:w="1261"/>
+          </w:tcPr>
+          <w:p>
+            <w:pPr>
+              <w:jc w:val="center"/>
+            </w:pPr>
+            <w:r>
+              <w:rPr>
+                <w:sz w:val="16"/>
+              </w:rPr>
+              <w:t>81</w:t>
+            </w:r>
+          </w:p>
+        </w:tc>
+        <w:tc>
+          <w:tcPr>
+            <w:tcW w:type="dxa" w:w="1261"/>
+          </w:tcPr>
+          <w:p>
+            <w:pPr>
+              <w:jc w:val="center"/>
+            </w:pPr>
+            <w:r>
+              <w:rPr>
+                <w:sz w:val="16"/>
+              </w:rPr>
+              <w:t>82</w:t>
+            </w:r>
+          </w:p>
+        </w:tc>
+        <w:tc>
+          <w:tcPr>
+            <w:tcW w:type="dxa" w:w="1261"/>
+          </w:tcPr>
+          <w:p>
+            <w:pPr>
+              <w:jc w:val="center"/>
+            </w:pPr>
+            <w:r>
+              <w:rPr>
+                <w:sz w:val="16"/>
+              </w:rPr>
+              <w:t>79</w:t>
+            </w:r>
+          </w:p>
+        </w:tc>
+        <w:tc>
+          <w:tcPr>
+            <w:tcW w:type="dxa" w:w="1261"/>
+          </w:tcPr>
+          <w:p>
+            <w:pPr>
+              <w:jc w:val="center"/>
+            </w:pPr>
+            <w:r>
+              <w:rPr>
+                <w:sz w:val="16"/>
+              </w:rPr>
+              <w:t>78</w:t>
+            </w:r>
+          </w:p>
+        </w:tc>
+        <w:tc>
+          <w:tcPr>
+            <w:tcW w:type="dxa" w:w="1261"/>
+          </w:tcPr>
+          <w:p>
+            <w:pPr>
+              <w:jc w:val="center"/>
+            </w:pPr>
+            <w:r>
+              <w:rPr>
+                <w:sz w:val="16"/>
+              </w:rPr>
+              <w:t>82</w:t>
+            </w:r>
+          </w:p>
+        </w:tc>
+        <w:tc>
+          <w:tcPr>
+            <w:tcW w:type="dxa" w:w="1261"/>
+          </w:tcPr>
+          <w:p>
+            <w:pPr>
+              <w:jc w:val="center"/>
+            </w:pPr>
+            <w:r>
+              <w:rPr>
+                <w:sz w:val="16"/>
+              </w:rPr>
+              <w:t>87</w:t>
+            </w:r>
+          </w:p>
+        </w:tc>
+        <w:tc>
+          <w:tcPr>
+            <w:tcW w:type="dxa" w:w="1261"/>
+          </w:tcPr>
+          <w:p>
+            <w:pPr>
+              <w:jc w:val="center"/>
+            </w:pPr>
+            <w:r>
+              <w:rPr>
+                <w:sz w:val="16"/>
+              </w:rPr>
+              <w:t>91</w:t>
             </w:r>
           </w:p>
         </w:tc>
@@ -2397,7 +2397,7 @@
               <w:rPr>
                 <w:sz w:val="16"/>
               </w:rPr>
-              <w:t>19</w:t>
+              <w:t>18</w:t>
             </w:r>
           </w:p>
         </w:tc>
@@ -2429,7 +2429,23 @@
               <w:rPr>
                 <w:sz w:val="16"/>
               </w:rPr>
-              <w:t>12</w:t>
+              <w:t>16</w:t>
+            </w:r>
+          </w:p>
+        </w:tc>
+        <w:tc>
+          <w:tcPr>
+            <w:tcW w:type="dxa" w:w="1261"/>
+          </w:tcPr>
+          <w:p>
+            <w:pPr>
+              <w:jc w:val="center"/>
+            </w:pPr>
+            <w:r>
+              <w:rPr>
+                <w:sz w:val="16"/>
+              </w:rPr>
+              <w:t>18</w:t>
             </w:r>
           </w:p>
         </w:tc>
@@ -2461,22 +2477,6 @@
               <w:rPr>
                 <w:sz w:val="16"/>
               </w:rPr>
-              <w:t>14</w:t>
-            </w:r>
-          </w:p>
-        </w:tc>
-        <w:tc>
-          <w:tcPr>
-            <w:tcW w:type="dxa" w:w="1261"/>
-          </w:tcPr>
-          <w:p>
-            <w:pPr>
-              <w:jc w:val="center"/>
-            </w:pPr>
-            <w:r>
-              <w:rPr>
-                <w:sz w:val="16"/>
-              </w:rPr>
               <w:t>15</w:t>
             </w:r>
           </w:p>
@@ -2493,23 +2493,23 @@
               <w:rPr>
                 <w:sz w:val="16"/>
               </w:rPr>
-              <w:t>15</w:t>
-            </w:r>
-          </w:p>
-        </w:tc>
-        <w:tc>
-          <w:tcPr>
-            <w:tcW w:type="dxa" w:w="1261"/>
-          </w:tcPr>
-          <w:p>
-            <w:pPr>
-              <w:jc w:val="center"/>
-            </w:pPr>
-            <w:r>
-              <w:rPr>
-                <w:sz w:val="16"/>
-              </w:rPr>
-              <w:t>19</w:t>
+              <w:t>18</w:t>
+            </w:r>
+          </w:p>
+        </w:tc>
+        <w:tc>
+          <w:tcPr>
+            <w:tcW w:type="dxa" w:w="1261"/>
+          </w:tcPr>
+          <w:p>
+            <w:pPr>
+              <w:jc w:val="center"/>
+            </w:pPr>
+            <w:r>
+              <w:rPr>
+                <w:sz w:val="16"/>
+              </w:rPr>
+              <w:t>18</w:t>
             </w:r>
           </w:p>
         </w:tc>
@@ -2575,7 +2575,7 @@
               <w:rPr>
                 <w:sz w:val="16"/>
               </w:rPr>
-              <w:t>13</w:t>
+              <w:t>17</w:t>
             </w:r>
           </w:p>
         </w:tc>
@@ -2607,6 +2607,22 @@
               <w:rPr>
                 <w:sz w:val="16"/>
               </w:rPr>
+              <w:t>16</w:t>
+            </w:r>
+          </w:p>
+        </w:tc>
+        <w:tc>
+          <w:tcPr>
+            <w:tcW w:type="dxa" w:w="1261"/>
+          </w:tcPr>
+          <w:p>
+            <w:pPr>
+              <w:jc w:val="center"/>
+            </w:pPr>
+            <w:r>
+              <w:rPr>
+                <w:sz w:val="16"/>
+              </w:rPr>
               <w:t>15</w:t>
             </w:r>
           </w:p>
@@ -2623,55 +2639,39 @@
               <w:rPr>
                 <w:sz w:val="16"/>
               </w:rPr>
-              <w:t>14</w:t>
-            </w:r>
-          </w:p>
-        </w:tc>
-        <w:tc>
-          <w:tcPr>
-            <w:tcW w:type="dxa" w:w="1261"/>
-          </w:tcPr>
-          <w:p>
-            <w:pPr>
-              <w:jc w:val="center"/>
-            </w:pPr>
-            <w:r>
-              <w:rPr>
-                <w:sz w:val="16"/>
-              </w:rPr>
-              <w:t>13</w:t>
-            </w:r>
-          </w:p>
-        </w:tc>
-        <w:tc>
-          <w:tcPr>
-            <w:tcW w:type="dxa" w:w="1261"/>
-          </w:tcPr>
-          <w:p>
-            <w:pPr>
-              <w:jc w:val="center"/>
-            </w:pPr>
-            <w:r>
-              <w:rPr>
-                <w:sz w:val="16"/>
-              </w:rPr>
-              <w:t>14</w:t>
-            </w:r>
-          </w:p>
-        </w:tc>
-        <w:tc>
-          <w:tcPr>
-            <w:tcW w:type="dxa" w:w="1261"/>
-          </w:tcPr>
-          <w:p>
-            <w:pPr>
-              <w:jc w:val="center"/>
-            </w:pPr>
-            <w:r>
-              <w:rPr>
-                <w:sz w:val="16"/>
-              </w:rPr>
-              <w:t>18</w:t>
+              <w:t>17</w:t>
+            </w:r>
+          </w:p>
+        </w:tc>
+        <w:tc>
+          <w:tcPr>
+            <w:tcW w:type="dxa" w:w="1261"/>
+          </w:tcPr>
+          <w:p>
+            <w:pPr>
+              <w:jc w:val="center"/>
+            </w:pPr>
+            <w:r>
+              <w:rPr>
+                <w:sz w:val="16"/>
+              </w:rPr>
+              <w:t>16</w:t>
+            </w:r>
+          </w:p>
+        </w:tc>
+        <w:tc>
+          <w:tcPr>
+            <w:tcW w:type="dxa" w:w="1261"/>
+          </w:tcPr>
+          <w:p>
+            <w:pPr>
+              <w:jc w:val="center"/>
+            </w:pPr>
+            <w:r>
+              <w:rPr>
+                <w:sz w:val="16"/>
+              </w:rPr>
+              <w:t>16</w:t>
             </w:r>
           </w:p>
         </w:tc>
@@ -2769,7 +2769,39 @@
               <w:rPr>
                 <w:sz w:val="16"/>
               </w:rPr>
-              <w:t>7</w:t>
+              <w:t>8</w:t>
+            </w:r>
+          </w:p>
+        </w:tc>
+        <w:tc>
+          <w:tcPr>
+            <w:tcW w:type="dxa" w:w="1261"/>
+          </w:tcPr>
+          <w:p>
+            <w:pPr>
+              <w:jc w:val="center"/>
+            </w:pPr>
+            <w:r>
+              <w:rPr>
+                <w:sz w:val="16"/>
+              </w:rPr>
+              <w:t>8</w:t>
+            </w:r>
+          </w:p>
+        </w:tc>
+        <w:tc>
+          <w:tcPr>
+            <w:tcW w:type="dxa" w:w="1261"/>
+          </w:tcPr>
+          <w:p>
+            <w:pPr>
+              <w:jc w:val="center"/>
+            </w:pPr>
+            <w:r>
+              <w:rPr>
+                <w:sz w:val="16"/>
+              </w:rPr>
+              <w:t>8</w:t>
             </w:r>
           </w:p>
         </w:tc>
@@ -2817,22 +2849,6 @@
               <w:rPr>
                 <w:sz w:val="16"/>
               </w:rPr>
-              <w:t>7</w:t>
-            </w:r>
-          </w:p>
-        </w:tc>
-        <w:tc>
-          <w:tcPr>
-            <w:tcW w:type="dxa" w:w="1261"/>
-          </w:tcPr>
-          <w:p>
-            <w:pPr>
-              <w:jc w:val="center"/>
-            </w:pPr>
-            <w:r>
-              <w:rPr>
-                <w:sz w:val="16"/>
-              </w:rPr>
               <w:t>8</w:t>
             </w:r>
           </w:p>
@@ -2849,23 +2865,7 @@
               <w:rPr>
                 <w:sz w:val="16"/>
               </w:rPr>
-              <w:t>9</w:t>
-            </w:r>
-          </w:p>
-        </w:tc>
-        <w:tc>
-          <w:tcPr>
-            <w:tcW w:type="dxa" w:w="1261"/>
-          </w:tcPr>
-          <w:p>
-            <w:pPr>
-              <w:jc w:val="center"/>
-            </w:pPr>
-            <w:r>
-              <w:rPr>
-                <w:sz w:val="16"/>
-              </w:rPr>
-              <w:t>7</w:t>
+              <w:t>8</w:t>
             </w:r>
           </w:p>
         </w:tc>
@@ -2963,22 +2963,6 @@
               <w:rPr>
                 <w:sz w:val="16"/>
               </w:rPr>
-              <w:t>6</w:t>
-            </w:r>
-          </w:p>
-        </w:tc>
-        <w:tc>
-          <w:tcPr>
-            <w:tcW w:type="dxa" w:w="1261"/>
-          </w:tcPr>
-          <w:p>
-            <w:pPr>
-              <w:jc w:val="center"/>
-            </w:pPr>
-            <w:r>
-              <w:rPr>
-                <w:sz w:val="16"/>
-              </w:rPr>
               <w:t>9</w:t>
             </w:r>
           </w:p>
@@ -2995,55 +2979,7 @@
               <w:rPr>
                 <w:sz w:val="16"/>
               </w:rPr>
-              <w:t>6</w:t>
-            </w:r>
-          </w:p>
-        </w:tc>
-        <w:tc>
-          <w:tcPr>
-            <w:tcW w:type="dxa" w:w="1261"/>
-          </w:tcPr>
-          <w:p>
-            <w:pPr>
-              <w:jc w:val="center"/>
-            </w:pPr>
-            <w:r>
-              <w:rPr>
-                <w:sz w:val="16"/>
-              </w:rPr>
-              <w:t>6</w:t>
-            </w:r>
-          </w:p>
-        </w:tc>
-        <w:tc>
-          <w:tcPr>
-            <w:tcW w:type="dxa" w:w="1261"/>
-          </w:tcPr>
-          <w:p>
-            <w:pPr>
-              <w:jc w:val="center"/>
-            </w:pPr>
-            <w:r>
-              <w:rPr>
-                <w:sz w:val="16"/>
-              </w:rPr>
-              <w:t>7</w:t>
-            </w:r>
-          </w:p>
-        </w:tc>
-        <w:tc>
-          <w:tcPr>
-            <w:tcW w:type="dxa" w:w="1261"/>
-          </w:tcPr>
-          <w:p>
-            <w:pPr>
-              <w:jc w:val="center"/>
-            </w:pPr>
-            <w:r>
-              <w:rPr>
-                <w:sz w:val="16"/>
-              </w:rPr>
-              <w:t>7</w:t>
+              <w:t>9</w:t>
             </w:r>
           </w:p>
         </w:tc>
@@ -3076,6 +3012,70 @@
                 <w:sz w:val="16"/>
               </w:rPr>
               <w:t>9</w:t>
+            </w:r>
+          </w:p>
+        </w:tc>
+        <w:tc>
+          <w:tcPr>
+            <w:tcW w:type="dxa" w:w="1261"/>
+          </w:tcPr>
+          <w:p>
+            <w:pPr>
+              <w:jc w:val="center"/>
+            </w:pPr>
+            <w:r>
+              <w:rPr>
+                <w:sz w:val="16"/>
+              </w:rPr>
+              <w:t>9</w:t>
+            </w:r>
+          </w:p>
+        </w:tc>
+        <w:tc>
+          <w:tcPr>
+            <w:tcW w:type="dxa" w:w="1261"/>
+          </w:tcPr>
+          <w:p>
+            <w:pPr>
+              <w:jc w:val="center"/>
+            </w:pPr>
+            <w:r>
+              <w:rPr>
+                <w:sz w:val="16"/>
+              </w:rPr>
+              <w:t>8</w:t>
+            </w:r>
+          </w:p>
+        </w:tc>
+        <w:tc>
+          <w:tcPr>
+            <w:tcW w:type="dxa" w:w="1261"/>
+          </w:tcPr>
+          <w:p>
+            <w:pPr>
+              <w:jc w:val="center"/>
+            </w:pPr>
+            <w:r>
+              <w:rPr>
+                <w:sz w:val="16"/>
+              </w:rPr>
+              <w:t>8</w:t>
+            </w:r>
+          </w:p>
+        </w:tc>
+        <w:tc>
+          <w:tcPr>
+            <w:tcW w:type="dxa" w:w="1261"/>
+          </w:tcPr>
+          <w:p>
+            <w:pPr>
+              <w:jc w:val="center"/>
+            </w:pPr>
+            <w:r>
+              <w:rPr>
+                <w:sz w:val="16"/>
+              </w:rPr>
+              <w:t>8</w:t>
             </w:r>
           </w:p>
         </w:tc>
@@ -3157,22 +3157,6 @@
               <w:rPr>
                 <w:sz w:val="16"/>
               </w:rPr>
-              <w:t>6</w:t>
-            </w:r>
-          </w:p>
-        </w:tc>
-        <w:tc>
-          <w:tcPr>
-            <w:tcW w:type="dxa" w:w="1261"/>
-          </w:tcPr>
-          <w:p>
-            <w:pPr>
-              <w:jc w:val="center"/>
-            </w:pPr>
-            <w:r>
-              <w:rPr>
-                <w:sz w:val="16"/>
-              </w:rPr>
               <w:t>9</w:t>
             </w:r>
           </w:p>
@@ -3189,55 +3173,55 @@
               <w:rPr>
                 <w:sz w:val="16"/>
               </w:rPr>
-              <w:t>8</w:t>
-            </w:r>
-          </w:p>
-        </w:tc>
-        <w:tc>
-          <w:tcPr>
-            <w:tcW w:type="dxa" w:w="1261"/>
-          </w:tcPr>
-          <w:p>
-            <w:pPr>
-              <w:jc w:val="center"/>
-            </w:pPr>
-            <w:r>
-              <w:rPr>
-                <w:sz w:val="16"/>
-              </w:rPr>
-              <w:t>6</w:t>
-            </w:r>
-          </w:p>
-        </w:tc>
-        <w:tc>
-          <w:tcPr>
-            <w:tcW w:type="dxa" w:w="1261"/>
-          </w:tcPr>
-          <w:p>
-            <w:pPr>
-              <w:jc w:val="center"/>
-            </w:pPr>
-            <w:r>
-              <w:rPr>
-                <w:sz w:val="16"/>
-              </w:rPr>
-              <w:t>6</w:t>
-            </w:r>
-          </w:p>
-        </w:tc>
-        <w:tc>
-          <w:tcPr>
-            <w:tcW w:type="dxa" w:w="1261"/>
-          </w:tcPr>
-          <w:p>
-            <w:pPr>
-              <w:jc w:val="center"/>
-            </w:pPr>
-            <w:r>
-              <w:rPr>
-                <w:sz w:val="16"/>
-              </w:rPr>
-              <w:t>8</w:t>
+              <w:t>9</w:t>
+            </w:r>
+          </w:p>
+        </w:tc>
+        <w:tc>
+          <w:tcPr>
+            <w:tcW w:type="dxa" w:w="1261"/>
+          </w:tcPr>
+          <w:p>
+            <w:pPr>
+              <w:jc w:val="center"/>
+            </w:pPr>
+            <w:r>
+              <w:rPr>
+                <w:sz w:val="16"/>
+              </w:rPr>
+              <w:t>9</w:t>
+            </w:r>
+          </w:p>
+        </w:tc>
+        <w:tc>
+          <w:tcPr>
+            <w:tcW w:type="dxa" w:w="1261"/>
+          </w:tcPr>
+          <w:p>
+            <w:pPr>
+              <w:jc w:val="center"/>
+            </w:pPr>
+            <w:r>
+              <w:rPr>
+                <w:sz w:val="16"/>
+              </w:rPr>
+              <w:t>9</w:t>
+            </w:r>
+          </w:p>
+        </w:tc>
+        <w:tc>
+          <w:tcPr>
+            <w:tcW w:type="dxa" w:w="1261"/>
+          </w:tcPr>
+          <w:p>
+            <w:pPr>
+              <w:jc w:val="center"/>
+            </w:pPr>
+            <w:r>
+              <w:rPr>
+                <w:sz w:val="16"/>
+              </w:rPr>
+              <w:t>9</w:t>
             </w:r>
           </w:p>
         </w:tc>
@@ -3269,7 +3253,23 @@
               <w:rPr>
                 <w:sz w:val="16"/>
               </w:rPr>
-              <w:t>8</w:t>
+              <w:t>7</w:t>
+            </w:r>
+          </w:p>
+        </w:tc>
+        <w:tc>
+          <w:tcPr>
+            <w:tcW w:type="dxa" w:w="1261"/>
+          </w:tcPr>
+          <w:p>
+            <w:pPr>
+              <w:jc w:val="center"/>
+            </w:pPr>
+            <w:r>
+              <w:rPr>
+                <w:sz w:val="16"/>
+              </w:rPr>
+              <w:t>9</w:t>
             </w:r>
           </w:p>
         </w:tc>
@@ -3351,7 +3351,7 @@
               <w:rPr>
                 <w:sz w:val="16"/>
               </w:rPr>
-              <w:t>6</w:t>
+              <w:t>8</w:t>
             </w:r>
           </w:p>
         </w:tc>
@@ -3383,54 +3383,6 @@
               <w:rPr>
                 <w:sz w:val="16"/>
               </w:rPr>
-              <w:t>7</w:t>
-            </w:r>
-          </w:p>
-        </w:tc>
-        <w:tc>
-          <w:tcPr>
-            <w:tcW w:type="dxa" w:w="1261"/>
-          </w:tcPr>
-          <w:p>
-            <w:pPr>
-              <w:jc w:val="center"/>
-            </w:pPr>
-            <w:r>
-              <w:rPr>
-                <w:sz w:val="16"/>
-              </w:rPr>
-              <w:t>7</w:t>
-            </w:r>
-          </w:p>
-        </w:tc>
-        <w:tc>
-          <w:tcPr>
-            <w:tcW w:type="dxa" w:w="1261"/>
-          </w:tcPr>
-          <w:p>
-            <w:pPr>
-              <w:jc w:val="center"/>
-            </w:pPr>
-            <w:r>
-              <w:rPr>
-                <w:sz w:val="16"/>
-              </w:rPr>
-              <w:t>7</w:t>
-            </w:r>
-          </w:p>
-        </w:tc>
-        <w:tc>
-          <w:tcPr>
-            <w:tcW w:type="dxa" w:w="1261"/>
-          </w:tcPr>
-          <w:p>
-            <w:pPr>
-              <w:jc w:val="center"/>
-            </w:pPr>
-            <w:r>
-              <w:rPr>
-                <w:sz w:val="16"/>
-              </w:rPr>
               <w:t>8</w:t>
             </w:r>
           </w:p>
@@ -3447,6 +3399,38 @@
               <w:rPr>
                 <w:sz w:val="16"/>
               </w:rPr>
+              <w:t>9</w:t>
+            </w:r>
+          </w:p>
+        </w:tc>
+        <w:tc>
+          <w:tcPr>
+            <w:tcW w:type="dxa" w:w="1261"/>
+          </w:tcPr>
+          <w:p>
+            <w:pPr>
+              <w:jc w:val="center"/>
+            </w:pPr>
+            <w:r>
+              <w:rPr>
+                <w:sz w:val="16"/>
+              </w:rPr>
+              <w:t>9</w:t>
+            </w:r>
+          </w:p>
+        </w:tc>
+        <w:tc>
+          <w:tcPr>
+            <w:tcW w:type="dxa" w:w="1261"/>
+          </w:tcPr>
+          <w:p>
+            <w:pPr>
+              <w:jc w:val="center"/>
+            </w:pPr>
+            <w:r>
+              <w:rPr>
+                <w:sz w:val="16"/>
+              </w:rPr>
               <w:t>8</w:t>
             </w:r>
           </w:p>
@@ -3464,6 +3448,22 @@
                 <w:sz w:val="16"/>
               </w:rPr>
               <w:t>8</w:t>
+            </w:r>
+          </w:p>
+        </w:tc>
+        <w:tc>
+          <w:tcPr>
+            <w:tcW w:type="dxa" w:w="1261"/>
+          </w:tcPr>
+          <w:p>
+            <w:pPr>
+              <w:jc w:val="center"/>
+            </w:pPr>
+            <w:r>
+              <w:rPr>
+                <w:sz w:val="16"/>
+              </w:rPr>
+              <w:t>9</w:t>
             </w:r>
           </w:p>
         </w:tc>
@@ -3545,7 +3545,119 @@
               <w:rPr>
                 <w:sz w:val="16"/>
               </w:rPr>
-              <w:t>7</w:t>
+              <w:t>8</w:t>
+            </w:r>
+          </w:p>
+        </w:tc>
+        <w:tc>
+          <w:tcPr>
+            <w:tcW w:type="dxa" w:w="1261"/>
+          </w:tcPr>
+          <w:p>
+            <w:pPr>
+              <w:jc w:val="center"/>
+            </w:pPr>
+            <w:r>
+              <w:rPr>
+                <w:sz w:val="16"/>
+              </w:rPr>
+              <w:t>9</w:t>
+            </w:r>
+          </w:p>
+        </w:tc>
+        <w:tc>
+          <w:tcPr>
+            <w:tcW w:type="dxa" w:w="1261"/>
+          </w:tcPr>
+          <w:p>
+            <w:pPr>
+              <w:jc w:val="center"/>
+            </w:pPr>
+            <w:r>
+              <w:rPr>
+                <w:sz w:val="16"/>
+              </w:rPr>
+              <w:t>8</w:t>
+            </w:r>
+          </w:p>
+        </w:tc>
+        <w:tc>
+          <w:tcPr>
+            <w:tcW w:type="dxa" w:w="1261"/>
+          </w:tcPr>
+          <w:p>
+            <w:pPr>
+              <w:jc w:val="center"/>
+            </w:pPr>
+            <w:r>
+              <w:rPr>
+                <w:sz w:val="16"/>
+              </w:rPr>
+              <w:t>8</w:t>
+            </w:r>
+          </w:p>
+        </w:tc>
+        <w:tc>
+          <w:tcPr>
+            <w:tcW w:type="dxa" w:w="1261"/>
+          </w:tcPr>
+          <w:p>
+            <w:pPr>
+              <w:jc w:val="center"/>
+            </w:pPr>
+            <w:r>
+              <w:rPr>
+                <w:sz w:val="16"/>
+              </w:rPr>
+              <w:t>9</w:t>
+            </w:r>
+          </w:p>
+        </w:tc>
+        <w:tc>
+          <w:tcPr>
+            <w:tcW w:type="dxa" w:w="1261"/>
+          </w:tcPr>
+          <w:p>
+            <w:pPr>
+              <w:jc w:val="center"/>
+            </w:pPr>
+            <w:r>
+              <w:rPr>
+                <w:sz w:val="16"/>
+              </w:rPr>
+              <w:t>8</w:t>
+            </w:r>
+          </w:p>
+        </w:tc>
+        <w:tc>
+          <w:tcPr>
+            <w:tcW w:type="dxa" w:w="1261"/>
+          </w:tcPr>
+          <w:p>
+            <w:pPr>
+              <w:jc w:val="center"/>
+            </w:pPr>
+            <w:r>
+              <w:rPr>
+                <w:sz w:val="16"/>
+              </w:rPr>
+              <w:t>9</w:t>
+            </w:r>
+          </w:p>
+        </w:tc>
+        <w:tc>
+          <w:tcPr>
+            <w:tcW w:type="dxa" w:w="1261"/>
+          </w:tcPr>
+          <w:p>
+            <w:pPr>
+              <w:jc w:val="center"/>
+            </w:pPr>
+            <w:r>
+              <w:rPr>
+                <w:sz w:val="16"/>
+              </w:rPr>
+              <w:t>8</w:t>
             </w:r>
           </w:p>
         </w:tc>
@@ -3562,118 +3674,6 @@
                 <w:sz w:val="16"/>
               </w:rPr>
               <w:t>10</w:t>
-            </w:r>
-          </w:p>
-        </w:tc>
-        <w:tc>
-          <w:tcPr>
-            <w:tcW w:type="dxa" w:w="1261"/>
-          </w:tcPr>
-          <w:p>
-            <w:pPr>
-              <w:jc w:val="center"/>
-            </w:pPr>
-            <w:r>
-              <w:rPr>
-                <w:sz w:val="16"/>
-              </w:rPr>
-              <w:t>6</w:t>
-            </w:r>
-          </w:p>
-        </w:tc>
-        <w:tc>
-          <w:tcPr>
-            <w:tcW w:type="dxa" w:w="1261"/>
-          </w:tcPr>
-          <w:p>
-            <w:pPr>
-              <w:jc w:val="center"/>
-            </w:pPr>
-            <w:r>
-              <w:rPr>
-                <w:sz w:val="16"/>
-              </w:rPr>
-              <w:t>7</w:t>
-            </w:r>
-          </w:p>
-        </w:tc>
-        <w:tc>
-          <w:tcPr>
-            <w:tcW w:type="dxa" w:w="1261"/>
-          </w:tcPr>
-          <w:p>
-            <w:pPr>
-              <w:jc w:val="center"/>
-            </w:pPr>
-            <w:r>
-              <w:rPr>
-                <w:sz w:val="16"/>
-              </w:rPr>
-              <w:t>7</w:t>
-            </w:r>
-          </w:p>
-        </w:tc>
-        <w:tc>
-          <w:tcPr>
-            <w:tcW w:type="dxa" w:w="1261"/>
-          </w:tcPr>
-          <w:p>
-            <w:pPr>
-              <w:jc w:val="center"/>
-            </w:pPr>
-            <w:r>
-              <w:rPr>
-                <w:sz w:val="16"/>
-              </w:rPr>
-              <w:t>9</w:t>
-            </w:r>
-          </w:p>
-        </w:tc>
-        <w:tc>
-          <w:tcPr>
-            <w:tcW w:type="dxa" w:w="1261"/>
-          </w:tcPr>
-          <w:p>
-            <w:pPr>
-              <w:jc w:val="center"/>
-            </w:pPr>
-            <w:r>
-              <w:rPr>
-                <w:sz w:val="16"/>
-              </w:rPr>
-              <w:t>8</w:t>
-            </w:r>
-          </w:p>
-        </w:tc>
-        <w:tc>
-          <w:tcPr>
-            <w:tcW w:type="dxa" w:w="1261"/>
-          </w:tcPr>
-          <w:p>
-            <w:pPr>
-              <w:jc w:val="center"/>
-            </w:pPr>
-            <w:r>
-              <w:rPr>
-                <w:sz w:val="16"/>
-              </w:rPr>
-              <w:t>9</w:t>
-            </w:r>
-          </w:p>
-        </w:tc>
-        <w:tc>
-          <w:tcPr>
-            <w:tcW w:type="dxa" w:w="1261"/>
-          </w:tcPr>
-          <w:p>
-            <w:pPr>
-              <w:jc w:val="center"/>
-            </w:pPr>
-            <w:r>
-              <w:rPr>
-                <w:sz w:val="16"/>
-              </w:rPr>
-              <w:t>9</w:t>
             </w:r>
           </w:p>
         </w:tc>
@@ -3739,23 +3739,7 @@
               <w:rPr>
                 <w:sz w:val="16"/>
               </w:rPr>
-              <w:t>7</w:t>
-            </w:r>
-          </w:p>
-        </w:tc>
-        <w:tc>
-          <w:tcPr>
-            <w:tcW w:type="dxa" w:w="1261"/>
-          </w:tcPr>
-          <w:p>
-            <w:pPr>
-              <w:jc w:val="center"/>
-            </w:pPr>
-            <w:r>
-              <w:rPr>
-                <w:sz w:val="16"/>
-              </w:rPr>
-              <w:t>10</w:t>
+              <w:t>9</w:t>
             </w:r>
           </w:p>
         </w:tc>
@@ -3803,23 +3787,7 @@
               <w:rPr>
                 <w:sz w:val="16"/>
               </w:rPr>
-              <w:t>6</w:t>
-            </w:r>
-          </w:p>
-        </w:tc>
-        <w:tc>
-          <w:tcPr>
-            <w:tcW w:type="dxa" w:w="1261"/>
-          </w:tcPr>
-          <w:p>
-            <w:pPr>
-              <w:jc w:val="center"/>
-            </w:pPr>
-            <w:r>
-              <w:rPr>
-                <w:sz w:val="16"/>
-              </w:rPr>
-              <w:t>7</w:t>
+              <w:t>9</w:t>
             </w:r>
           </w:p>
         </w:tc>
@@ -3852,6 +3820,38 @@
                 <w:sz w:val="16"/>
               </w:rPr>
               <w:t>8</w:t>
+            </w:r>
+          </w:p>
+        </w:tc>
+        <w:tc>
+          <w:tcPr>
+            <w:tcW w:type="dxa" w:w="1261"/>
+          </w:tcPr>
+          <w:p>
+            <w:pPr>
+              <w:jc w:val="center"/>
+            </w:pPr>
+            <w:r>
+              <w:rPr>
+                <w:sz w:val="16"/>
+              </w:rPr>
+              <w:t>8</w:t>
+            </w:r>
+          </w:p>
+        </w:tc>
+        <w:tc>
+          <w:tcPr>
+            <w:tcW w:type="dxa" w:w="1261"/>
+          </w:tcPr>
+          <w:p>
+            <w:pPr>
+              <w:jc w:val="center"/>
+            </w:pPr>
+            <w:r>
+              <w:rPr>
+                <w:sz w:val="16"/>
+              </w:rPr>
+              <w:t>9</w:t>
             </w:r>
           </w:p>
         </w:tc>
@@ -3932,87 +3932,87 @@
               <w:rPr>
                 <w:sz w:val="16"/>
               </w:rPr>
-              <w:t>68</w:t>
-            </w:r>
-          </w:p>
-        </w:tc>
-        <w:tc>
-          <w:tcPr>
-            <w:tcW w:type="dxa" w:w="1261"/>
-          </w:tcPr>
-          <w:p>
-            <w:pPr>
-              <w:jc w:val="center"/>
-            </w:pPr>
-            <w:r>
-              <w:rPr>
-                <w:sz w:val="16"/>
-              </w:rPr>
-              <w:t>94</w:t>
-            </w:r>
-          </w:p>
-        </w:tc>
-        <w:tc>
-          <w:tcPr>
-            <w:tcW w:type="dxa" w:w="1261"/>
-          </w:tcPr>
-          <w:p>
-            <w:pPr>
-              <w:jc w:val="center"/>
-            </w:pPr>
-            <w:r>
-              <w:rPr>
-                <w:sz w:val="16"/>
-              </w:rPr>
-              <w:t>74</w:t>
-            </w:r>
-          </w:p>
-        </w:tc>
-        <w:tc>
-          <w:tcPr>
-            <w:tcW w:type="dxa" w:w="1261"/>
-          </w:tcPr>
-          <w:p>
-            <w:pPr>
-              <w:jc w:val="center"/>
-            </w:pPr>
-            <w:r>
-              <w:rPr>
-                <w:sz w:val="16"/>
-              </w:rPr>
-              <w:t>67</w:t>
-            </w:r>
-          </w:p>
-        </w:tc>
-        <w:tc>
-          <w:tcPr>
-            <w:tcW w:type="dxa" w:w="1261"/>
-          </w:tcPr>
-          <w:p>
-            <w:pPr>
-              <w:jc w:val="center"/>
-            </w:pPr>
-            <w:r>
-              <w:rPr>
-                <w:sz w:val="16"/>
-              </w:rPr>
-              <w:t>69</w:t>
-            </w:r>
-          </w:p>
-        </w:tc>
-        <w:tc>
-          <w:tcPr>
-            <w:tcW w:type="dxa" w:w="1261"/>
-          </w:tcPr>
-          <w:p>
-            <w:pPr>
-              <w:jc w:val="center"/>
-            </w:pPr>
-            <w:r>
-              <w:rPr>
-                <w:sz w:val="16"/>
-              </w:rPr>
-              <w:t>76</w:t>
+              <w:t>84</w:t>
+            </w:r>
+          </w:p>
+        </w:tc>
+        <w:tc>
+          <w:tcPr>
+            <w:tcW w:type="dxa" w:w="1261"/>
+          </w:tcPr>
+          <w:p>
+            <w:pPr>
+              <w:jc w:val="center"/>
+            </w:pPr>
+            <w:r>
+              <w:rPr>
+                <w:sz w:val="16"/>
+              </w:rPr>
+              <w:t>89</w:t>
+            </w:r>
+          </w:p>
+        </w:tc>
+        <w:tc>
+          <w:tcPr>
+            <w:tcW w:type="dxa" w:w="1261"/>
+          </w:tcPr>
+          <w:p>
+            <w:pPr>
+              <w:jc w:val="center"/>
+            </w:pPr>
+            <w:r>
+              <w:rPr>
+                <w:sz w:val="16"/>
+              </w:rPr>
+              <w:t>81</w:t>
+            </w:r>
+          </w:p>
+        </w:tc>
+        <w:tc>
+          <w:tcPr>
+            <w:tcW w:type="dxa" w:w="1261"/>
+          </w:tcPr>
+          <w:p>
+            <w:pPr>
+              <w:jc w:val="center"/>
+            </w:pPr>
+            <w:r>
+              <w:rPr>
+                <w:sz w:val="16"/>
+              </w:rPr>
+              <w:t>84</w:t>
+            </w:r>
+          </w:p>
+        </w:tc>
+        <w:tc>
+          <w:tcPr>
+            <w:tcW w:type="dxa" w:w="1261"/>
+          </w:tcPr>
+          <w:p>
+            <w:pPr>
+              <w:jc w:val="center"/>
+            </w:pPr>
+            <w:r>
+              <w:rPr>
+                <w:sz w:val="16"/>
+              </w:rPr>
+              <w:t>87</w:t>
+            </w:r>
+          </w:p>
+        </w:tc>
+        <w:tc>
+          <w:tcPr>
+            <w:tcW w:type="dxa" w:w="1261"/>
+          </w:tcPr>
+          <w:p>
+            <w:pPr>
+              <w:jc w:val="center"/>
+            </w:pPr>
+            <w:r>
+              <w:rPr>
+                <w:sz w:val="16"/>
+              </w:rPr>
+              <w:t>78</w:t>
             </w:r>
           </w:p>
         </w:tc>
@@ -4044,7 +4044,7 @@
               <w:rPr>
                 <w:sz w:val="16"/>
               </w:rPr>
-              <w:t>84</w:t>
+              <w:t>88</w:t>
             </w:r>
           </w:p>
         </w:tc>
@@ -4109,7 +4109,7 @@
               <w:rPr>
                 <w:sz w:val="18"/>
               </w:rPr>
-              <w:t>동아출판㈜ 교과서는 내용 수준이 우리 학교 학생들의 학력 분포에 가장 잘 맞고 기본 문제와 심화 문제의 난이도 배치가 균형적이다. 공학적 도구 활용 활동과 협력 학습 과제가 구체적으로 안내되어 있어 학생 참여형 수업을 운영하기 쉽다. ㈜미래엔 교과서는 수학적 오개념을 짚어 주는 코너와 자기 평가 활동이 돋보이며 ㈜비상교육 교과서는 개념 정리와 예제 구성이 명확하다. 따라서 1순위 동아출판㈜, 2순위 ㈜미래엔, 3순위 ㈜비상교육으로 추천함.</w:t>
+              <w:t>㈜미래엔 교과서는 수학적 오개념을 짚어 주는 코너와 자기 평가 활동이 돋보이고 교수학습 자료와 디지털 연계 자료가 풍부하여 수업 활용도가 높다. 동아출판㈜ 교과서는 내용 수준이 학생들의 학력 분포에 잘 맞고 기본 문제와 심화 문제의 난이도 배치가 균형적이다. ㈜비상교육 교과서는 개념 정리와 예제 구성이 명확하여 자기주도 학습에 도움이 된다. 따라서 1순위 ㈜미래엔, 2순위 동아출판㈜, 3순위 ㈜비상교육으로 추천함.</w:t>
             </w:r>
           </w:p>
         </w:tc>
@@ -4440,7 +4440,103 @@
               <w:rPr>
                 <w:sz w:val="16"/>
               </w:rPr>
-              <w:t>14</w:t>
+              <w:t>17</w:t>
+            </w:r>
+          </w:p>
+        </w:tc>
+        <w:tc>
+          <w:tcPr>
+            <w:tcW w:type="dxa" w:w="1261"/>
+          </w:tcPr>
+          <w:p>
+            <w:pPr>
+              <w:jc w:val="center"/>
+            </w:pPr>
+            <w:r>
+              <w:rPr>
+                <w:sz w:val="16"/>
+              </w:rPr>
+              <w:t>19</w:t>
+            </w:r>
+          </w:p>
+        </w:tc>
+        <w:tc>
+          <w:tcPr>
+            <w:tcW w:type="dxa" w:w="1261"/>
+          </w:tcPr>
+          <w:p>
+            <w:pPr>
+              <w:jc w:val="center"/>
+            </w:pPr>
+            <w:r>
+              <w:rPr>
+                <w:sz w:val="16"/>
+              </w:rPr>
+              <w:t>16</w:t>
+            </w:r>
+          </w:p>
+        </w:tc>
+        <w:tc>
+          <w:tcPr>
+            <w:tcW w:type="dxa" w:w="1261"/>
+          </w:tcPr>
+          <w:p>
+            <w:pPr>
+              <w:jc w:val="center"/>
+            </w:pPr>
+            <w:r>
+              <w:rPr>
+                <w:sz w:val="16"/>
+              </w:rPr>
+              <w:t>16</w:t>
+            </w:r>
+          </w:p>
+        </w:tc>
+        <w:tc>
+          <w:tcPr>
+            <w:tcW w:type="dxa" w:w="1261"/>
+          </w:tcPr>
+          <w:p>
+            <w:pPr>
+              <w:jc w:val="center"/>
+            </w:pPr>
+            <w:r>
+              <w:rPr>
+                <w:sz w:val="16"/>
+              </w:rPr>
+              <w:t>16</w:t>
+            </w:r>
+          </w:p>
+        </w:tc>
+        <w:tc>
+          <w:tcPr>
+            <w:tcW w:type="dxa" w:w="1261"/>
+          </w:tcPr>
+          <w:p>
+            <w:pPr>
+              <w:jc w:val="center"/>
+            </w:pPr>
+            <w:r>
+              <w:rPr>
+                <w:sz w:val="16"/>
+              </w:rPr>
+              <w:t>16</w:t>
+            </w:r>
+          </w:p>
+        </w:tc>
+        <w:tc>
+          <w:tcPr>
+            <w:tcW w:type="dxa" w:w="1261"/>
+          </w:tcPr>
+          <w:p>
+            <w:pPr>
+              <w:jc w:val="center"/>
+            </w:pPr>
+            <w:r>
+              <w:rPr>
+                <w:sz w:val="16"/>
+              </w:rPr>
+              <w:t>16</w:t>
             </w:r>
           </w:p>
         </w:tc>
@@ -4472,103 +4568,7 @@
               <w:rPr>
                 <w:sz w:val="16"/>
               </w:rPr>
-              <w:t>14</w:t>
-            </w:r>
-          </w:p>
-        </w:tc>
-        <w:tc>
-          <w:tcPr>
-            <w:tcW w:type="dxa" w:w="1261"/>
-          </w:tcPr>
-          <w:p>
-            <w:pPr>
-              <w:jc w:val="center"/>
-            </w:pPr>
-            <w:r>
-              <w:rPr>
-                <w:sz w:val="16"/>
-              </w:rPr>
-              <w:t>14</w:t>
-            </w:r>
-          </w:p>
-        </w:tc>
-        <w:tc>
-          <w:tcPr>
-            <w:tcW w:type="dxa" w:w="1261"/>
-          </w:tcPr>
-          <w:p>
-            <w:pPr>
-              <w:jc w:val="center"/>
-            </w:pPr>
-            <w:r>
-              <w:rPr>
-                <w:sz w:val="16"/>
-              </w:rPr>
-              <w:t>15</w:t>
-            </w:r>
-          </w:p>
-        </w:tc>
-        <w:tc>
-          <w:tcPr>
-            <w:tcW w:type="dxa" w:w="1261"/>
-          </w:tcPr>
-          <w:p>
-            <w:pPr>
-              <w:jc w:val="center"/>
-            </w:pPr>
-            <w:r>
-              <w:rPr>
-                <w:sz w:val="16"/>
-              </w:rPr>
-              <w:t>16</w:t>
-            </w:r>
-          </w:p>
-        </w:tc>
-        <w:tc>
-          <w:tcPr>
-            <w:tcW w:type="dxa" w:w="1261"/>
-          </w:tcPr>
-          <w:p>
-            <w:pPr>
-              <w:jc w:val="center"/>
-            </w:pPr>
-            <w:r>
-              <w:rPr>
-                <w:sz w:val="16"/>
-              </w:rPr>
-              <w:t>14</w:t>
-            </w:r>
-          </w:p>
-        </w:tc>
-        <w:tc>
-          <w:tcPr>
-            <w:tcW w:type="dxa" w:w="1261"/>
-          </w:tcPr>
-          <w:p>
-            <w:pPr>
-              <w:jc w:val="center"/>
-            </w:pPr>
-            <w:r>
-              <w:rPr>
-                <w:sz w:val="16"/>
-              </w:rPr>
-              <w:t>17</w:t>
-            </w:r>
-          </w:p>
-        </w:tc>
-        <w:tc>
-          <w:tcPr>
-            <w:tcW w:type="dxa" w:w="1261"/>
-          </w:tcPr>
-          <w:p>
-            <w:pPr>
-              <w:jc w:val="center"/>
-            </w:pPr>
-            <w:r>
-              <w:rPr>
-                <w:sz w:val="16"/>
-              </w:rPr>
-              <w:t>17</w:t>
+              <w:t>18</w:t>
             </w:r>
           </w:p>
         </w:tc>
@@ -4634,7 +4634,7 @@
               <w:rPr>
                 <w:sz w:val="16"/>
               </w:rPr>
-              <w:t>14</w:t>
+              <w:t>15</w:t>
             </w:r>
           </w:p>
         </w:tc>
@@ -4682,70 +4682,6 @@
               <w:rPr>
                 <w:sz w:val="16"/>
               </w:rPr>
-              <w:t>13</w:t>
-            </w:r>
-          </w:p>
-        </w:tc>
-        <w:tc>
-          <w:tcPr>
-            <w:tcW w:type="dxa" w:w="1261"/>
-          </w:tcPr>
-          <w:p>
-            <w:pPr>
-              <w:jc w:val="center"/>
-            </w:pPr>
-            <w:r>
-              <w:rPr>
-                <w:sz w:val="16"/>
-              </w:rPr>
-              <w:t>14</w:t>
-            </w:r>
-          </w:p>
-        </w:tc>
-        <w:tc>
-          <w:tcPr>
-            <w:tcW w:type="dxa" w:w="1261"/>
-          </w:tcPr>
-          <w:p>
-            <w:pPr>
-              <w:jc w:val="center"/>
-            </w:pPr>
-            <w:r>
-              <w:rPr>
-                <w:sz w:val="16"/>
-              </w:rPr>
-              <w:t>14</w:t>
-            </w:r>
-          </w:p>
-        </w:tc>
-        <w:tc>
-          <w:tcPr>
-            <w:tcW w:type="dxa" w:w="1261"/>
-          </w:tcPr>
-          <w:p>
-            <w:pPr>
-              <w:jc w:val="center"/>
-            </w:pPr>
-            <w:r>
-              <w:rPr>
-                <w:sz w:val="16"/>
-              </w:rPr>
-              <w:t>18</w:t>
-            </w:r>
-          </w:p>
-        </w:tc>
-        <w:tc>
-          <w:tcPr>
-            <w:tcW w:type="dxa" w:w="1261"/>
-          </w:tcPr>
-          <w:p>
-            <w:pPr>
-              <w:jc w:val="center"/>
-            </w:pPr>
-            <w:r>
-              <w:rPr>
-                <w:sz w:val="16"/>
-              </w:rPr>
               <w:t>15</w:t>
             </w:r>
           </w:p>
@@ -4762,7 +4698,71 @@
               <w:rPr>
                 <w:sz w:val="16"/>
               </w:rPr>
+              <w:t>17</w:t>
+            </w:r>
+          </w:p>
+        </w:tc>
+        <w:tc>
+          <w:tcPr>
+            <w:tcW w:type="dxa" w:w="1261"/>
+          </w:tcPr>
+          <w:p>
+            <w:pPr>
+              <w:jc w:val="center"/>
+            </w:pPr>
+            <w:r>
+              <w:rPr>
+                <w:sz w:val="16"/>
+              </w:rPr>
               <w:t>16</w:t>
+            </w:r>
+          </w:p>
+        </w:tc>
+        <w:tc>
+          <w:tcPr>
+            <w:tcW w:type="dxa" w:w="1261"/>
+          </w:tcPr>
+          <w:p>
+            <w:pPr>
+              <w:jc w:val="center"/>
+            </w:pPr>
+            <w:r>
+              <w:rPr>
+                <w:sz w:val="16"/>
+              </w:rPr>
+              <w:t>16</w:t>
+            </w:r>
+          </w:p>
+        </w:tc>
+        <w:tc>
+          <w:tcPr>
+            <w:tcW w:type="dxa" w:w="1261"/>
+          </w:tcPr>
+          <w:p>
+            <w:pPr>
+              <w:jc w:val="center"/>
+            </w:pPr>
+            <w:r>
+              <w:rPr>
+                <w:sz w:val="16"/>
+              </w:rPr>
+              <w:t>19</w:t>
+            </w:r>
+          </w:p>
+        </w:tc>
+        <w:tc>
+          <w:tcPr>
+            <w:tcW w:type="dxa" w:w="1261"/>
+          </w:tcPr>
+          <w:p>
+            <w:pPr>
+              <w:jc w:val="center"/>
+            </w:pPr>
+            <w:r>
+              <w:rPr>
+                <w:sz w:val="16"/>
+              </w:rPr>
+              <w:t>17</w:t>
             </w:r>
           </w:p>
         </w:tc>
@@ -4860,70 +4860,6 @@
               <w:rPr>
                 <w:sz w:val="16"/>
               </w:rPr>
-              <w:t>7</w:t>
-            </w:r>
-          </w:p>
-        </w:tc>
-        <w:tc>
-          <w:tcPr>
-            <w:tcW w:type="dxa" w:w="1261"/>
-          </w:tcPr>
-          <w:p>
-            <w:pPr>
-              <w:jc w:val="center"/>
-            </w:pPr>
-            <w:r>
-              <w:rPr>
-                <w:sz w:val="16"/>
-              </w:rPr>
-              <w:t>6</w:t>
-            </w:r>
-          </w:p>
-        </w:tc>
-        <w:tc>
-          <w:tcPr>
-            <w:tcW w:type="dxa" w:w="1261"/>
-          </w:tcPr>
-          <w:p>
-            <w:pPr>
-              <w:jc w:val="center"/>
-            </w:pPr>
-            <w:r>
-              <w:rPr>
-                <w:sz w:val="16"/>
-              </w:rPr>
-              <w:t>7</w:t>
-            </w:r>
-          </w:p>
-        </w:tc>
-        <w:tc>
-          <w:tcPr>
-            <w:tcW w:type="dxa" w:w="1261"/>
-          </w:tcPr>
-          <w:p>
-            <w:pPr>
-              <w:jc w:val="center"/>
-            </w:pPr>
-            <w:r>
-              <w:rPr>
-                <w:sz w:val="16"/>
-              </w:rPr>
-              <w:t>7</w:t>
-            </w:r>
-          </w:p>
-        </w:tc>
-        <w:tc>
-          <w:tcPr>
-            <w:tcW w:type="dxa" w:w="1261"/>
-          </w:tcPr>
-          <w:p>
-            <w:pPr>
-              <w:jc w:val="center"/>
-            </w:pPr>
-            <w:r>
-              <w:rPr>
-                <w:sz w:val="16"/>
-              </w:rPr>
               <w:t>9</w:t>
             </w:r>
           </w:p>
@@ -4940,23 +4876,87 @@
               <w:rPr>
                 <w:sz w:val="16"/>
               </w:rPr>
-              <w:t>10</w:t>
-            </w:r>
-          </w:p>
-        </w:tc>
-        <w:tc>
-          <w:tcPr>
-            <w:tcW w:type="dxa" w:w="1261"/>
-          </w:tcPr>
-          <w:p>
-            <w:pPr>
-              <w:jc w:val="center"/>
-            </w:pPr>
-            <w:r>
-              <w:rPr>
-                <w:sz w:val="16"/>
-              </w:rPr>
               <w:t>8</w:t>
+            </w:r>
+          </w:p>
+        </w:tc>
+        <w:tc>
+          <w:tcPr>
+            <w:tcW w:type="dxa" w:w="1261"/>
+          </w:tcPr>
+          <w:p>
+            <w:pPr>
+              <w:jc w:val="center"/>
+            </w:pPr>
+            <w:r>
+              <w:rPr>
+                <w:sz w:val="16"/>
+              </w:rPr>
+              <w:t>9</w:t>
+            </w:r>
+          </w:p>
+        </w:tc>
+        <w:tc>
+          <w:tcPr>
+            <w:tcW w:type="dxa" w:w="1261"/>
+          </w:tcPr>
+          <w:p>
+            <w:pPr>
+              <w:jc w:val="center"/>
+            </w:pPr>
+            <w:r>
+              <w:rPr>
+                <w:sz w:val="16"/>
+              </w:rPr>
+              <w:t>8</w:t>
+            </w:r>
+          </w:p>
+        </w:tc>
+        <w:tc>
+          <w:tcPr>
+            <w:tcW w:type="dxa" w:w="1261"/>
+          </w:tcPr>
+          <w:p>
+            <w:pPr>
+              <w:jc w:val="center"/>
+            </w:pPr>
+            <w:r>
+              <w:rPr>
+                <w:sz w:val="16"/>
+              </w:rPr>
+              <w:t>8</w:t>
+            </w:r>
+          </w:p>
+        </w:tc>
+        <w:tc>
+          <w:tcPr>
+            <w:tcW w:type="dxa" w:w="1261"/>
+          </w:tcPr>
+          <w:p>
+            <w:pPr>
+              <w:jc w:val="center"/>
+            </w:pPr>
+            <w:r>
+              <w:rPr>
+                <w:sz w:val="16"/>
+              </w:rPr>
+              <w:t>9</w:t>
+            </w:r>
+          </w:p>
+        </w:tc>
+        <w:tc>
+          <w:tcPr>
+            <w:tcW w:type="dxa" w:w="1261"/>
+          </w:tcPr>
+          <w:p>
+            <w:pPr>
+              <w:jc w:val="center"/>
+            </w:pPr>
+            <w:r>
+              <w:rPr>
+                <w:sz w:val="16"/>
+              </w:rPr>
+              <w:t>9</w:t>
             </w:r>
           </w:p>
         </w:tc>
@@ -5022,7 +5022,103 @@
               <w:rPr>
                 <w:sz w:val="16"/>
               </w:rPr>
-              <w:t>6</w:t>
+              <w:t>8</w:t>
+            </w:r>
+          </w:p>
+        </w:tc>
+        <w:tc>
+          <w:tcPr>
+            <w:tcW w:type="dxa" w:w="1261"/>
+          </w:tcPr>
+          <w:p>
+            <w:pPr>
+              <w:jc w:val="center"/>
+            </w:pPr>
+            <w:r>
+              <w:rPr>
+                <w:sz w:val="16"/>
+              </w:rPr>
+              <w:t>10</w:t>
+            </w:r>
+          </w:p>
+        </w:tc>
+        <w:tc>
+          <w:tcPr>
+            <w:tcW w:type="dxa" w:w="1261"/>
+          </w:tcPr>
+          <w:p>
+            <w:pPr>
+              <w:jc w:val="center"/>
+            </w:pPr>
+            <w:r>
+              <w:rPr>
+                <w:sz w:val="16"/>
+              </w:rPr>
+              <w:t>8</w:t>
+            </w:r>
+          </w:p>
+        </w:tc>
+        <w:tc>
+          <w:tcPr>
+            <w:tcW w:type="dxa" w:w="1261"/>
+          </w:tcPr>
+          <w:p>
+            <w:pPr>
+              <w:jc w:val="center"/>
+            </w:pPr>
+            <w:r>
+              <w:rPr>
+                <w:sz w:val="16"/>
+              </w:rPr>
+              <w:t>8</w:t>
+            </w:r>
+          </w:p>
+        </w:tc>
+        <w:tc>
+          <w:tcPr>
+            <w:tcW w:type="dxa" w:w="1261"/>
+          </w:tcPr>
+          <w:p>
+            <w:pPr>
+              <w:jc w:val="center"/>
+            </w:pPr>
+            <w:r>
+              <w:rPr>
+                <w:sz w:val="16"/>
+              </w:rPr>
+              <w:t>8</w:t>
+            </w:r>
+          </w:p>
+        </w:tc>
+        <w:tc>
+          <w:tcPr>
+            <w:tcW w:type="dxa" w:w="1261"/>
+          </w:tcPr>
+          <w:p>
+            <w:pPr>
+              <w:jc w:val="center"/>
+            </w:pPr>
+            <w:r>
+              <w:rPr>
+                <w:sz w:val="16"/>
+              </w:rPr>
+              <w:t>8</w:t>
+            </w:r>
+          </w:p>
+        </w:tc>
+        <w:tc>
+          <w:tcPr>
+            <w:tcW w:type="dxa" w:w="1261"/>
+          </w:tcPr>
+          <w:p>
+            <w:pPr>
+              <w:jc w:val="center"/>
+            </w:pPr>
+            <w:r>
+              <w:rPr>
+                <w:sz w:val="16"/>
+              </w:rPr>
+              <w:t>8</w:t>
             </w:r>
           </w:p>
         </w:tc>
@@ -5055,102 +5151,6 @@
                 <w:sz w:val="16"/>
               </w:rPr>
               <w:t>8</w:t>
-            </w:r>
-          </w:p>
-        </w:tc>
-        <w:tc>
-          <w:tcPr>
-            <w:tcW w:type="dxa" w:w="1261"/>
-          </w:tcPr>
-          <w:p>
-            <w:pPr>
-              <w:jc w:val="center"/>
-            </w:pPr>
-            <w:r>
-              <w:rPr>
-                <w:sz w:val="16"/>
-              </w:rPr>
-              <w:t>7</w:t>
-            </w:r>
-          </w:p>
-        </w:tc>
-        <w:tc>
-          <w:tcPr>
-            <w:tcW w:type="dxa" w:w="1261"/>
-          </w:tcPr>
-          <w:p>
-            <w:pPr>
-              <w:jc w:val="center"/>
-            </w:pPr>
-            <w:r>
-              <w:rPr>
-                <w:sz w:val="16"/>
-              </w:rPr>
-              <w:t>7</w:t>
-            </w:r>
-          </w:p>
-        </w:tc>
-        <w:tc>
-          <w:tcPr>
-            <w:tcW w:type="dxa" w:w="1261"/>
-          </w:tcPr>
-          <w:p>
-            <w:pPr>
-              <w:jc w:val="center"/>
-            </w:pPr>
-            <w:r>
-              <w:rPr>
-                <w:sz w:val="16"/>
-              </w:rPr>
-              <w:t>9</w:t>
-            </w:r>
-          </w:p>
-        </w:tc>
-        <w:tc>
-          <w:tcPr>
-            <w:tcW w:type="dxa" w:w="1261"/>
-          </w:tcPr>
-          <w:p>
-            <w:pPr>
-              <w:jc w:val="center"/>
-            </w:pPr>
-            <w:r>
-              <w:rPr>
-                <w:sz w:val="16"/>
-              </w:rPr>
-              <w:t>8</w:t>
-            </w:r>
-          </w:p>
-        </w:tc>
-        <w:tc>
-          <w:tcPr>
-            <w:tcW w:type="dxa" w:w="1261"/>
-          </w:tcPr>
-          <w:p>
-            <w:pPr>
-              <w:jc w:val="center"/>
-            </w:pPr>
-            <w:r>
-              <w:rPr>
-                <w:sz w:val="16"/>
-              </w:rPr>
-              <w:t>9</w:t>
-            </w:r>
-          </w:p>
-        </w:tc>
-        <w:tc>
-          <w:tcPr>
-            <w:tcW w:type="dxa" w:w="1261"/>
-          </w:tcPr>
-          <w:p>
-            <w:pPr>
-              <w:jc w:val="center"/>
-            </w:pPr>
-            <w:r>
-              <w:rPr>
-                <w:sz w:val="16"/>
-              </w:rPr>
-              <w:t>9</w:t>
             </w:r>
           </w:p>
         </w:tc>
@@ -5216,7 +5216,103 @@
               <w:rPr>
                 <w:sz w:val="16"/>
               </w:rPr>
-              <w:t>6</w:t>
+              <w:t>9</w:t>
+            </w:r>
+          </w:p>
+        </w:tc>
+        <w:tc>
+          <w:tcPr>
+            <w:tcW w:type="dxa" w:w="1261"/>
+          </w:tcPr>
+          <w:p>
+            <w:pPr>
+              <w:jc w:val="center"/>
+            </w:pPr>
+            <w:r>
+              <w:rPr>
+                <w:sz w:val="16"/>
+              </w:rPr>
+              <w:t>9</w:t>
+            </w:r>
+          </w:p>
+        </w:tc>
+        <w:tc>
+          <w:tcPr>
+            <w:tcW w:type="dxa" w:w="1261"/>
+          </w:tcPr>
+          <w:p>
+            <w:pPr>
+              <w:jc w:val="center"/>
+            </w:pPr>
+            <w:r>
+              <w:rPr>
+                <w:sz w:val="16"/>
+              </w:rPr>
+              <w:t>7</w:t>
+            </w:r>
+          </w:p>
+        </w:tc>
+        <w:tc>
+          <w:tcPr>
+            <w:tcW w:type="dxa" w:w="1261"/>
+          </w:tcPr>
+          <w:p>
+            <w:pPr>
+              <w:jc w:val="center"/>
+            </w:pPr>
+            <w:r>
+              <w:rPr>
+                <w:sz w:val="16"/>
+              </w:rPr>
+              <w:t>7</w:t>
+            </w:r>
+          </w:p>
+        </w:tc>
+        <w:tc>
+          <w:tcPr>
+            <w:tcW w:type="dxa" w:w="1261"/>
+          </w:tcPr>
+          <w:p>
+            <w:pPr>
+              <w:jc w:val="center"/>
+            </w:pPr>
+            <w:r>
+              <w:rPr>
+                <w:sz w:val="16"/>
+              </w:rPr>
+              <w:t>8</w:t>
+            </w:r>
+          </w:p>
+        </w:tc>
+        <w:tc>
+          <w:tcPr>
+            <w:tcW w:type="dxa" w:w="1261"/>
+          </w:tcPr>
+          <w:p>
+            <w:pPr>
+              <w:jc w:val="center"/>
+            </w:pPr>
+            <w:r>
+              <w:rPr>
+                <w:sz w:val="16"/>
+              </w:rPr>
+              <w:t>9</w:t>
+            </w:r>
+          </w:p>
+        </w:tc>
+        <w:tc>
+          <w:tcPr>
+            <w:tcW w:type="dxa" w:w="1261"/>
+          </w:tcPr>
+          <w:p>
+            <w:pPr>
+              <w:jc w:val="center"/>
+            </w:pPr>
+            <w:r>
+              <w:rPr>
+                <w:sz w:val="16"/>
+              </w:rPr>
+              <w:t>9</w:t>
             </w:r>
           </w:p>
         </w:tc>
@@ -5248,103 +5344,7 @@
               <w:rPr>
                 <w:sz w:val="16"/>
               </w:rPr>
-              <w:t>8</w:t>
-            </w:r>
-          </w:p>
-        </w:tc>
-        <w:tc>
-          <w:tcPr>
-            <w:tcW w:type="dxa" w:w="1261"/>
-          </w:tcPr>
-          <w:p>
-            <w:pPr>
-              <w:jc w:val="center"/>
-            </w:pPr>
-            <w:r>
-              <w:rPr>
-                <w:sz w:val="16"/>
-              </w:rPr>
-              <w:t>7</w:t>
-            </w:r>
-          </w:p>
-        </w:tc>
-        <w:tc>
-          <w:tcPr>
-            <w:tcW w:type="dxa" w:w="1261"/>
-          </w:tcPr>
-          <w:p>
-            <w:pPr>
-              <w:jc w:val="center"/>
-            </w:pPr>
-            <w:r>
-              <w:rPr>
-                <w:sz w:val="16"/>
-              </w:rPr>
-              <w:t>7</w:t>
-            </w:r>
-          </w:p>
-        </w:tc>
-        <w:tc>
-          <w:tcPr>
-            <w:tcW w:type="dxa" w:w="1261"/>
-          </w:tcPr>
-          <w:p>
-            <w:pPr>
-              <w:jc w:val="center"/>
-            </w:pPr>
-            <w:r>
-              <w:rPr>
-                <w:sz w:val="16"/>
-              </w:rPr>
-              <w:t>7</w:t>
-            </w:r>
-          </w:p>
-        </w:tc>
-        <w:tc>
-          <w:tcPr>
-            <w:tcW w:type="dxa" w:w="1261"/>
-          </w:tcPr>
-          <w:p>
-            <w:pPr>
-              <w:jc w:val="center"/>
-            </w:pPr>
-            <w:r>
-              <w:rPr>
-                <w:sz w:val="16"/>
-              </w:rPr>
-              <w:t>8</w:t>
-            </w:r>
-          </w:p>
-        </w:tc>
-        <w:tc>
-          <w:tcPr>
-            <w:tcW w:type="dxa" w:w="1261"/>
-          </w:tcPr>
-          <w:p>
-            <w:pPr>
-              <w:jc w:val="center"/>
-            </w:pPr>
-            <w:r>
-              <w:rPr>
-                <w:sz w:val="16"/>
-              </w:rPr>
-              <w:t>7</w:t>
-            </w:r>
-          </w:p>
-        </w:tc>
-        <w:tc>
-          <w:tcPr>
-            <w:tcW w:type="dxa" w:w="1261"/>
-          </w:tcPr>
-          <w:p>
-            <w:pPr>
-              <w:jc w:val="center"/>
-            </w:pPr>
-            <w:r>
-              <w:rPr>
-                <w:sz w:val="16"/>
-              </w:rPr>
-              <w:t>10</w:t>
+              <w:t>9</w:t>
             </w:r>
           </w:p>
         </w:tc>
@@ -5442,71 +5442,39 @@
               <w:rPr>
                 <w:sz w:val="16"/>
               </w:rPr>
-              <w:t>6</w:t>
-            </w:r>
-          </w:p>
-        </w:tc>
-        <w:tc>
-          <w:tcPr>
-            <w:tcW w:type="dxa" w:w="1261"/>
-          </w:tcPr>
-          <w:p>
-            <w:pPr>
-              <w:jc w:val="center"/>
-            </w:pPr>
-            <w:r>
-              <w:rPr>
-                <w:sz w:val="16"/>
-              </w:rPr>
-              <w:t>6</w:t>
-            </w:r>
-          </w:p>
-        </w:tc>
-        <w:tc>
-          <w:tcPr>
-            <w:tcW w:type="dxa" w:w="1261"/>
-          </w:tcPr>
-          <w:p>
-            <w:pPr>
-              <w:jc w:val="center"/>
-            </w:pPr>
-            <w:r>
-              <w:rPr>
-                <w:sz w:val="16"/>
-              </w:rPr>
-              <w:t>7</w:t>
-            </w:r>
-          </w:p>
-        </w:tc>
-        <w:tc>
-          <w:tcPr>
-            <w:tcW w:type="dxa" w:w="1261"/>
-          </w:tcPr>
-          <w:p>
-            <w:pPr>
-              <w:jc w:val="center"/>
-            </w:pPr>
-            <w:r>
-              <w:rPr>
-                <w:sz w:val="16"/>
-              </w:rPr>
-              <w:t>7</w:t>
-            </w:r>
-          </w:p>
-        </w:tc>
-        <w:tc>
-          <w:tcPr>
-            <w:tcW w:type="dxa" w:w="1261"/>
-          </w:tcPr>
-          <w:p>
-            <w:pPr>
-              <w:jc w:val="center"/>
-            </w:pPr>
-            <w:r>
-              <w:rPr>
-                <w:sz w:val="16"/>
-              </w:rPr>
-              <w:t>7</w:t>
+              <w:t>8</w:t>
+            </w:r>
+          </w:p>
+        </w:tc>
+        <w:tc>
+          <w:tcPr>
+            <w:tcW w:type="dxa" w:w="1261"/>
+          </w:tcPr>
+          <w:p>
+            <w:pPr>
+              <w:jc w:val="center"/>
+            </w:pPr>
+            <w:r>
+              <w:rPr>
+                <w:sz w:val="16"/>
+              </w:rPr>
+              <w:t>8</w:t>
+            </w:r>
+          </w:p>
+        </w:tc>
+        <w:tc>
+          <w:tcPr>
+            <w:tcW w:type="dxa" w:w="1261"/>
+          </w:tcPr>
+          <w:p>
+            <w:pPr>
+              <w:jc w:val="center"/>
+            </w:pPr>
+            <w:r>
+              <w:rPr>
+                <w:sz w:val="16"/>
+              </w:rPr>
+              <w:t>8</w:t>
             </w:r>
           </w:p>
         </w:tc>
@@ -5538,7 +5506,39 @@
               <w:rPr>
                 <w:sz w:val="16"/>
               </w:rPr>
-              <w:t>10</w:t>
+              <w:t>8</w:t>
+            </w:r>
+          </w:p>
+        </w:tc>
+        <w:tc>
+          <w:tcPr>
+            <w:tcW w:type="dxa" w:w="1261"/>
+          </w:tcPr>
+          <w:p>
+            <w:pPr>
+              <w:jc w:val="center"/>
+            </w:pPr>
+            <w:r>
+              <w:rPr>
+                <w:sz w:val="16"/>
+              </w:rPr>
+              <w:t>9</w:t>
+            </w:r>
+          </w:p>
+        </w:tc>
+        <w:tc>
+          <w:tcPr>
+            <w:tcW w:type="dxa" w:w="1261"/>
+          </w:tcPr>
+          <w:p>
+            <w:pPr>
+              <w:jc w:val="center"/>
+            </w:pPr>
+            <w:r>
+              <w:rPr>
+                <w:sz w:val="16"/>
+              </w:rPr>
+              <w:t>9</w:t>
             </w:r>
           </w:p>
         </w:tc>
@@ -5620,6 +5620,22 @@
               <w:rPr>
                 <w:sz w:val="16"/>
               </w:rPr>
+              <w:t>9</w:t>
+            </w:r>
+          </w:p>
+        </w:tc>
+        <w:tc>
+          <w:tcPr>
+            <w:tcW w:type="dxa" w:w="1261"/>
+          </w:tcPr>
+          <w:p>
+            <w:pPr>
+              <w:jc w:val="center"/>
+            </w:pPr>
+            <w:r>
+              <w:rPr>
+                <w:sz w:val="16"/>
+              </w:rPr>
               <w:t>8</w:t>
             </w:r>
           </w:p>
@@ -5652,38 +5668,6 @@
               <w:rPr>
                 <w:sz w:val="16"/>
               </w:rPr>
-              <w:t>6</w:t>
-            </w:r>
-          </w:p>
-        </w:tc>
-        <w:tc>
-          <w:tcPr>
-            <w:tcW w:type="dxa" w:w="1261"/>
-          </w:tcPr>
-          <w:p>
-            <w:pPr>
-              <w:jc w:val="center"/>
-            </w:pPr>
-            <w:r>
-              <w:rPr>
-                <w:sz w:val="16"/>
-              </w:rPr>
-              <w:t>7</w:t>
-            </w:r>
-          </w:p>
-        </w:tc>
-        <w:tc>
-          <w:tcPr>
-            <w:tcW w:type="dxa" w:w="1261"/>
-          </w:tcPr>
-          <w:p>
-            <w:pPr>
-              <w:jc w:val="center"/>
-            </w:pPr>
-            <w:r>
-              <w:rPr>
-                <w:sz w:val="16"/>
-              </w:rPr>
               <w:t>8</w:t>
             </w:r>
           </w:p>
@@ -5700,6 +5684,22 @@
               <w:rPr>
                 <w:sz w:val="16"/>
               </w:rPr>
+              <w:t>9</w:t>
+            </w:r>
+          </w:p>
+        </w:tc>
+        <w:tc>
+          <w:tcPr>
+            <w:tcW w:type="dxa" w:w="1261"/>
+          </w:tcPr>
+          <w:p>
+            <w:pPr>
+              <w:jc w:val="center"/>
+            </w:pPr>
+            <w:r>
+              <w:rPr>
+                <w:sz w:val="16"/>
+              </w:rPr>
               <w:t>8</w:t>
             </w:r>
           </w:p>
@@ -5716,7 +5716,7 @@
               <w:rPr>
                 <w:sz w:val="16"/>
               </w:rPr>
-              <w:t>8</w:t>
+              <w:t>9</w:t>
             </w:r>
           </w:p>
         </w:tc>
@@ -5798,7 +5798,87 @@
               <w:rPr>
                 <w:sz w:val="16"/>
               </w:rPr>
-              <w:t>6</w:t>
+              <w:t>8</w:t>
+            </w:r>
+          </w:p>
+        </w:tc>
+        <w:tc>
+          <w:tcPr>
+            <w:tcW w:type="dxa" w:w="1261"/>
+          </w:tcPr>
+          <w:p>
+            <w:pPr>
+              <w:jc w:val="center"/>
+            </w:pPr>
+            <w:r>
+              <w:rPr>
+                <w:sz w:val="16"/>
+              </w:rPr>
+              <w:t>8</w:t>
+            </w:r>
+          </w:p>
+        </w:tc>
+        <w:tc>
+          <w:tcPr>
+            <w:tcW w:type="dxa" w:w="1261"/>
+          </w:tcPr>
+          <w:p>
+            <w:pPr>
+              <w:jc w:val="center"/>
+            </w:pPr>
+            <w:r>
+              <w:rPr>
+                <w:sz w:val="16"/>
+              </w:rPr>
+              <w:t>8</w:t>
+            </w:r>
+          </w:p>
+        </w:tc>
+        <w:tc>
+          <w:tcPr>
+            <w:tcW w:type="dxa" w:w="1261"/>
+          </w:tcPr>
+          <w:p>
+            <w:pPr>
+              <w:jc w:val="center"/>
+            </w:pPr>
+            <w:r>
+              <w:rPr>
+                <w:sz w:val="16"/>
+              </w:rPr>
+              <w:t>7</w:t>
+            </w:r>
+          </w:p>
+        </w:tc>
+        <w:tc>
+          <w:tcPr>
+            <w:tcW w:type="dxa" w:w="1261"/>
+          </w:tcPr>
+          <w:p>
+            <w:pPr>
+              <w:jc w:val="center"/>
+            </w:pPr>
+            <w:r>
+              <w:rPr>
+                <w:sz w:val="16"/>
+              </w:rPr>
+              <w:t>8</w:t>
+            </w:r>
+          </w:p>
+        </w:tc>
+        <w:tc>
+          <w:tcPr>
+            <w:tcW w:type="dxa" w:w="1261"/>
+          </w:tcPr>
+          <w:p>
+            <w:pPr>
+              <w:jc w:val="center"/>
+            </w:pPr>
+            <w:r>
+              <w:rPr>
+                <w:sz w:val="16"/>
+              </w:rPr>
+              <w:t>8</w:t>
             </w:r>
           </w:p>
         </w:tc>
@@ -5830,103 +5910,23 @@
               <w:rPr>
                 <w:sz w:val="16"/>
               </w:rPr>
-              <w:t>7</w:t>
-            </w:r>
-          </w:p>
-        </w:tc>
-        <w:tc>
-          <w:tcPr>
-            <w:tcW w:type="dxa" w:w="1261"/>
-          </w:tcPr>
-          <w:p>
-            <w:pPr>
-              <w:jc w:val="center"/>
-            </w:pPr>
-            <w:r>
-              <w:rPr>
-                <w:sz w:val="16"/>
-              </w:rPr>
-              <w:t>8</w:t>
-            </w:r>
-          </w:p>
-        </w:tc>
-        <w:tc>
-          <w:tcPr>
-            <w:tcW w:type="dxa" w:w="1261"/>
-          </w:tcPr>
-          <w:p>
-            <w:pPr>
-              <w:jc w:val="center"/>
-            </w:pPr>
-            <w:r>
-              <w:rPr>
-                <w:sz w:val="16"/>
-              </w:rPr>
-              <w:t>6</w:t>
-            </w:r>
-          </w:p>
-        </w:tc>
-        <w:tc>
-          <w:tcPr>
-            <w:tcW w:type="dxa" w:w="1261"/>
-          </w:tcPr>
-          <w:p>
-            <w:pPr>
-              <w:jc w:val="center"/>
-            </w:pPr>
-            <w:r>
-              <w:rPr>
-                <w:sz w:val="16"/>
-              </w:rPr>
-              <w:t>7</w:t>
-            </w:r>
-          </w:p>
-        </w:tc>
-        <w:tc>
-          <w:tcPr>
-            <w:tcW w:type="dxa" w:w="1261"/>
-          </w:tcPr>
-          <w:p>
-            <w:pPr>
-              <w:jc w:val="center"/>
-            </w:pPr>
-            <w:r>
-              <w:rPr>
-                <w:sz w:val="16"/>
-              </w:rPr>
-              <w:t>8</w:t>
-            </w:r>
-          </w:p>
-        </w:tc>
-        <w:tc>
-          <w:tcPr>
-            <w:tcW w:type="dxa" w:w="1261"/>
-          </w:tcPr>
-          <w:p>
-            <w:pPr>
-              <w:jc w:val="center"/>
-            </w:pPr>
-            <w:r>
-              <w:rPr>
-                <w:sz w:val="16"/>
-              </w:rPr>
-              <w:t>8</w:t>
-            </w:r>
-          </w:p>
-        </w:tc>
-        <w:tc>
-          <w:tcPr>
-            <w:tcW w:type="dxa" w:w="1261"/>
-          </w:tcPr>
-          <w:p>
-            <w:pPr>
-              <w:jc w:val="center"/>
-            </w:pPr>
-            <w:r>
-              <w:rPr>
-                <w:sz w:val="16"/>
-              </w:rPr>
-              <w:t>8</w:t>
+              <w:t>9</w:t>
+            </w:r>
+          </w:p>
+        </w:tc>
+        <w:tc>
+          <w:tcPr>
+            <w:tcW w:type="dxa" w:w="1261"/>
+          </w:tcPr>
+          <w:p>
+            <w:pPr>
+              <w:jc w:val="center"/>
+            </w:pPr>
+            <w:r>
+              <w:rPr>
+                <w:sz w:val="16"/>
+              </w:rPr>
+              <w:t>9</w:t>
             </w:r>
           </w:p>
         </w:tc>
@@ -5991,102 +5991,6 @@
               <w:rPr>
                 <w:sz w:val="16"/>
               </w:rPr>
-              <w:t>69</w:t>
-            </w:r>
-          </w:p>
-        </w:tc>
-        <w:tc>
-          <w:tcPr>
-            <w:tcW w:type="dxa" w:w="1261"/>
-          </w:tcPr>
-          <w:p>
-            <w:pPr>
-              <w:jc w:val="center"/>
-            </w:pPr>
-            <w:r>
-              <w:rPr>
-                <w:sz w:val="16"/>
-              </w:rPr>
-              <w:t>93</w:t>
-            </w:r>
-          </w:p>
-        </w:tc>
-        <w:tc>
-          <w:tcPr>
-            <w:tcW w:type="dxa" w:w="1261"/>
-          </w:tcPr>
-          <w:p>
-            <w:pPr>
-              <w:jc w:val="center"/>
-            </w:pPr>
-            <w:r>
-              <w:rPr>
-                <w:sz w:val="16"/>
-              </w:rPr>
-              <w:t>72</w:t>
-            </w:r>
-          </w:p>
-        </w:tc>
-        <w:tc>
-          <w:tcPr>
-            <w:tcW w:type="dxa" w:w="1261"/>
-          </w:tcPr>
-          <w:p>
-            <w:pPr>
-              <w:jc w:val="center"/>
-            </w:pPr>
-            <w:r>
-              <w:rPr>
-                <w:sz w:val="16"/>
-              </w:rPr>
-              <w:t>67</w:t>
-            </w:r>
-          </w:p>
-        </w:tc>
-        <w:tc>
-          <w:tcPr>
-            <w:tcW w:type="dxa" w:w="1261"/>
-          </w:tcPr>
-          <w:p>
-            <w:pPr>
-              <w:jc w:val="center"/>
-            </w:pPr>
-            <w:r>
-              <w:rPr>
-                <w:sz w:val="16"/>
-              </w:rPr>
-              <w:t>70</w:t>
-            </w:r>
-          </w:p>
-        </w:tc>
-        <w:tc>
-          <w:tcPr>
-            <w:tcW w:type="dxa" w:w="1261"/>
-          </w:tcPr>
-          <w:p>
-            <w:pPr>
-              <w:jc w:val="center"/>
-            </w:pPr>
-            <w:r>
-              <w:rPr>
-                <w:sz w:val="16"/>
-              </w:rPr>
-              <w:t>75</w:t>
-            </w:r>
-          </w:p>
-        </w:tc>
-        <w:tc>
-          <w:tcPr>
-            <w:tcW w:type="dxa" w:w="1261"/>
-          </w:tcPr>
-          <w:p>
-            <w:pPr>
-              <w:jc w:val="center"/>
-            </w:pPr>
-            <w:r>
-              <w:rPr>
-                <w:sz w:val="16"/>
-              </w:rPr>
               <w:t>80</w:t>
             </w:r>
           </w:p>
@@ -6103,6 +6007,70 @@
               <w:rPr>
                 <w:sz w:val="16"/>
               </w:rPr>
+              <w:t>94</w:t>
+            </w:r>
+          </w:p>
+        </w:tc>
+        <w:tc>
+          <w:tcPr>
+            <w:tcW w:type="dxa" w:w="1261"/>
+          </w:tcPr>
+          <w:p>
+            <w:pPr>
+              <w:jc w:val="center"/>
+            </w:pPr>
+            <w:r>
+              <w:rPr>
+                <w:sz w:val="16"/>
+              </w:rPr>
+              <w:t>79</w:t>
+            </w:r>
+          </w:p>
+        </w:tc>
+        <w:tc>
+          <w:tcPr>
+            <w:tcW w:type="dxa" w:w="1261"/>
+          </w:tcPr>
+          <w:p>
+            <w:pPr>
+              <w:jc w:val="center"/>
+            </w:pPr>
+            <w:r>
+              <w:rPr>
+                <w:sz w:val="16"/>
+              </w:rPr>
+              <w:t>76</w:t>
+            </w:r>
+          </w:p>
+        </w:tc>
+        <w:tc>
+          <w:tcPr>
+            <w:tcW w:type="dxa" w:w="1261"/>
+          </w:tcPr>
+          <w:p>
+            <w:pPr>
+              <w:jc w:val="center"/>
+            </w:pPr>
+            <w:r>
+              <w:rPr>
+                <w:sz w:val="16"/>
+              </w:rPr>
+              <w:t>82</w:t>
+            </w:r>
+          </w:p>
+        </w:tc>
+        <w:tc>
+          <w:tcPr>
+            <w:tcW w:type="dxa" w:w="1261"/>
+          </w:tcPr>
+          <w:p>
+            <w:pPr>
+              <w:jc w:val="center"/>
+            </w:pPr>
+            <w:r>
+              <w:rPr>
+                <w:sz w:val="16"/>
+              </w:rPr>
               <w:t>83</w:t>
             </w:r>
           </w:p>
@@ -6119,7 +6087,39 @@
               <w:rPr>
                 <w:sz w:val="16"/>
               </w:rPr>
-              <w:t>87</w:t>
+              <w:t>82</w:t>
+            </w:r>
+          </w:p>
+        </w:tc>
+        <w:tc>
+          <w:tcPr>
+            <w:tcW w:type="dxa" w:w="1261"/>
+          </w:tcPr>
+          <w:p>
+            <w:pPr>
+              <w:jc w:val="center"/>
+            </w:pPr>
+            <w:r>
+              <w:rPr>
+                <w:sz w:val="16"/>
+              </w:rPr>
+              <w:t>92</w:t>
+            </w:r>
+          </w:p>
+        </w:tc>
+        <w:tc>
+          <w:tcPr>
+            <w:tcW w:type="dxa" w:w="1261"/>
+          </w:tcPr>
+          <w:p>
+            <w:pPr>
+              <w:jc w:val="center"/>
+            </w:pPr>
+            <w:r>
+              <w:rPr>
+                <w:sz w:val="16"/>
+              </w:rPr>
+              <w:t>88</w:t>
             </w:r>
           </w:p>
         </w:tc>
@@ -6168,7 +6168,7 @@
               <w:rPr>
                 <w:sz w:val="18"/>
               </w:rPr>
-              <w:t>동아출판㈜ 교과서는 이전 학년과의 계열성을 고려한 복습 코너와 다음 단원 예고가 잘 구성되어 학습의 흐름이 자연스럽다. 용어와 기호 표기가 정확하고 삽화와 도표가 내용 이해를 돕도록 배치되어 있으며 가격 면에서도 부담이 적다. ㈜미래엔 교과서는 교수학습 자료와 디지털 연계 자료가 풍부하고 ㈜비상교육 교과서는 종합적 사고력을 요구하는 프로젝트 과제가 우수하다. 이에 1순위 동아출판㈜, 2순위 ㈜미래엔, 3순위 ㈜비상교육을 추천함.</w:t>
+              <w:t>동아출판㈜ 교과서는 이전 학년과의 계열성을 고려한 복습 코너와 다음 단원 예고가 잘 구성되어 학습의 흐름이 자연스럽고 가격 면에서도 부담이 적다. ㈜비상교육 교과서는 종합적 사고력을 요구하는 프로젝트 과제가 우수하고 삽화와 도표가 내용 이해를 돕도록 배치되어 있다. ㈜미래엔 교과서는 서술형 평가 문항이 풍부하나 일부 단원의 학습 분량이 다소 많다. 이에 1순위 동아출판㈜, 2순위 ㈜비상교육, 3순위 ㈜미래엔을 추천함.</w:t>
             </w:r>
           </w:p>
         </w:tc>
@@ -6369,7 +6369,7 @@
               <w:rPr>
                 <w:sz w:val="20"/>
               </w:rPr>
-              <w:t>93</w:t>
+              <w:t>91</w:t>
             </w:r>
           </w:p>
         </w:tc>
@@ -6401,7 +6401,7 @@
               <w:rPr>
                 <w:sz w:val="20"/>
               </w:rPr>
-              <w:t>87</w:t>
+              <w:t>88</w:t>
             </w:r>
           </w:p>
         </w:tc>
@@ -6417,7 +6417,7 @@
               <w:rPr>
                 <w:sz w:val="20"/>
               </w:rPr>
-              <w:t>271</w:t>
+              <w:t>270</w:t>
             </w:r>
           </w:p>
         </w:tc>
@@ -6433,7 +6433,7 @@
               <w:rPr>
                 <w:sz w:val="20"/>
               </w:rPr>
-              <w:t>90.3</w:t>
+              <w:t>90.0</w:t>
             </w:r>
           </w:p>
         </w:tc>
@@ -6483,7 +6483,7 @@
               <w:rPr>
                 <w:sz w:val="20"/>
               </w:rPr>
-              <w:t>62</w:t>
+              <w:t>82</w:t>
             </w:r>
           </w:p>
         </w:tc>
@@ -6499,7 +6499,7 @@
               <w:rPr>
                 <w:sz w:val="20"/>
               </w:rPr>
-              <w:t>67</w:t>
+              <w:t>84</w:t>
             </w:r>
           </w:p>
         </w:tc>
@@ -6515,7 +6515,7 @@
               <w:rPr>
                 <w:sz w:val="20"/>
               </w:rPr>
-              <w:t>67</w:t>
+              <w:t>76</w:t>
             </w:r>
           </w:p>
         </w:tc>
@@ -6531,7 +6531,7 @@
               <w:rPr>
                 <w:sz w:val="20"/>
               </w:rPr>
-              <w:t>196</w:t>
+              <w:t>242</w:t>
             </w:r>
           </w:p>
         </w:tc>
@@ -6547,7 +6547,7 @@
               <w:rPr>
                 <w:sz w:val="20"/>
               </w:rPr>
-              <w:t>65.3</w:t>
+              <w:t>80.7</w:t>
             </w:r>
           </w:p>
         </w:tc>
@@ -6596,6 +6596,38 @@
               <w:rPr>
                 <w:sz w:val="20"/>
               </w:rPr>
+              <w:t>96</w:t>
+            </w:r>
+          </w:p>
+        </w:tc>
+        <w:tc>
+          <w:tcPr>
+            <w:tcW w:type="dxa" w:w="2163"/>
+          </w:tcPr>
+          <w:p>
+            <w:pPr>
+              <w:jc w:val="center"/>
+            </w:pPr>
+            <w:r>
+              <w:rPr>
+                <w:sz w:val="20"/>
+              </w:rPr>
+              <w:t>89</w:t>
+            </w:r>
+          </w:p>
+        </w:tc>
+        <w:tc>
+          <w:tcPr>
+            <w:tcW w:type="dxa" w:w="2163"/>
+          </w:tcPr>
+          <w:p>
+            <w:pPr>
+              <w:jc w:val="center"/>
+            </w:pPr>
+            <w:r>
+              <w:rPr>
+                <w:sz w:val="20"/>
+              </w:rPr>
               <w:t>94</w:t>
             </w:r>
           </w:p>
@@ -6612,7 +6644,7 @@
               <w:rPr>
                 <w:sz w:val="20"/>
               </w:rPr>
-              <w:t>94</w:t>
+              <w:t>279</w:t>
             </w:r>
           </w:p>
         </w:tc>
@@ -6628,39 +6660,7 @@
               <w:rPr>
                 <w:sz w:val="20"/>
               </w:rPr>
-              <w:t>93</w:t>
-            </w:r>
-          </w:p>
-        </w:tc>
-        <w:tc>
-          <w:tcPr>
-            <w:tcW w:type="dxa" w:w="2163"/>
-          </w:tcPr>
-          <w:p>
-            <w:pPr>
-              <w:jc w:val="center"/>
-            </w:pPr>
-            <w:r>
-              <w:rPr>
-                <w:sz w:val="20"/>
-              </w:rPr>
-              <w:t>281</w:t>
-            </w:r>
-          </w:p>
-        </w:tc>
-        <w:tc>
-          <w:tcPr>
-            <w:tcW w:type="dxa" w:w="2163"/>
-          </w:tcPr>
-          <w:p>
-            <w:pPr>
-              <w:jc w:val="center"/>
-            </w:pPr>
-            <w:r>
-              <w:rPr>
-                <w:sz w:val="20"/>
-              </w:rPr>
-              <w:t>93.7</w:t>
+              <w:t>93.0</w:t>
             </w:r>
           </w:p>
         </w:tc>
@@ -6710,7 +6710,7 @@
               <w:rPr>
                 <w:sz w:val="20"/>
               </w:rPr>
-              <w:t>73</w:t>
+              <w:t>81</w:t>
             </w:r>
           </w:p>
         </w:tc>
@@ -6726,7 +6726,7 @@
               <w:rPr>
                 <w:sz w:val="20"/>
               </w:rPr>
-              <w:t>74</w:t>
+              <w:t>81</w:t>
             </w:r>
           </w:p>
         </w:tc>
@@ -6742,7 +6742,7 @@
               <w:rPr>
                 <w:sz w:val="20"/>
               </w:rPr>
-              <w:t>72</w:t>
+              <w:t>79</w:t>
             </w:r>
           </w:p>
         </w:tc>
@@ -6758,7 +6758,7 @@
               <w:rPr>
                 <w:sz w:val="20"/>
               </w:rPr>
-              <w:t>219</w:t>
+              <w:t>241</w:t>
             </w:r>
           </w:p>
         </w:tc>
@@ -6774,7 +6774,7 @@
               <w:rPr>
                 <w:sz w:val="20"/>
               </w:rPr>
-              <w:t>73.0</w:t>
+              <w:t>80.3</w:t>
             </w:r>
           </w:p>
         </w:tc>
@@ -6823,6 +6823,22 @@
               <w:rPr>
                 <w:sz w:val="20"/>
               </w:rPr>
+              <w:t>82</w:t>
+            </w:r>
+          </w:p>
+        </w:tc>
+        <w:tc>
+          <w:tcPr>
+            <w:tcW w:type="dxa" w:w="2163"/>
+          </w:tcPr>
+          <w:p>
+            <w:pPr>
+              <w:jc w:val="center"/>
+            </w:pPr>
+            <w:r>
+              <w:rPr>
+                <w:sz w:val="20"/>
+              </w:rPr>
               <w:t>79</w:t>
             </w:r>
           </w:p>
@@ -6839,7 +6855,7 @@
               <w:rPr>
                 <w:sz w:val="20"/>
               </w:rPr>
-              <w:t>79</w:t>
+              <w:t>82</w:t>
             </w:r>
           </w:p>
         </w:tc>
@@ -6855,7 +6871,7 @@
               <w:rPr>
                 <w:sz w:val="20"/>
               </w:rPr>
-              <w:t>80</w:t>
+              <w:t>243</w:t>
             </w:r>
           </w:p>
         </w:tc>
@@ -6871,23 +6887,7 @@
               <w:rPr>
                 <w:sz w:val="20"/>
               </w:rPr>
-              <w:t>238</w:t>
-            </w:r>
-          </w:p>
-        </w:tc>
-        <w:tc>
-          <w:tcPr>
-            <w:tcW w:type="dxa" w:w="2163"/>
-          </w:tcPr>
-          <w:p>
-            <w:pPr>
-              <w:jc w:val="center"/>
-            </w:pPr>
-            <w:r>
-              <w:rPr>
-                <w:sz w:val="20"/>
-              </w:rPr>
-              <w:t>79.3</w:t>
+              <w:t>81.0</w:t>
             </w:r>
           </w:p>
         </w:tc>
@@ -6936,7 +6936,7 @@
               <w:rPr>
                 <w:sz w:val="20"/>
               </w:rPr>
-              <w:t>72</w:t>
+              <w:t>78</w:t>
             </w:r>
           </w:p>
         </w:tc>
@@ -6952,7 +6952,7 @@
               <w:rPr>
                 <w:sz w:val="20"/>
               </w:rPr>
-              <w:t>76</w:t>
+              <w:t>78</w:t>
             </w:r>
           </w:p>
         </w:tc>
@@ -6968,7 +6968,7 @@
               <w:rPr>
                 <w:sz w:val="20"/>
               </w:rPr>
-              <w:t>75</w:t>
+              <w:t>83</w:t>
             </w:r>
           </w:p>
         </w:tc>
@@ -6984,7 +6984,7 @@
               <w:rPr>
                 <w:sz w:val="20"/>
               </w:rPr>
-              <w:t>223</w:t>
+              <w:t>239</w:t>
             </w:r>
           </w:p>
         </w:tc>
@@ -7000,7 +7000,7 @@
               <w:rPr>
                 <w:sz w:val="20"/>
               </w:rPr>
-              <w:t>74.3</w:t>
+              <w:t>79.7</w:t>
             </w:r>
           </w:p>
         </w:tc>
@@ -7049,7 +7049,7 @@
               <w:rPr>
                 <w:sz w:val="20"/>
               </w:rPr>
-              <w:t>90</w:t>
+              <w:t>87</w:t>
             </w:r>
           </w:p>
         </w:tc>
@@ -7065,7 +7065,7 @@
               <w:rPr>
                 <w:sz w:val="20"/>
               </w:rPr>
-              <w:t>84</w:t>
+              <w:t>88</w:t>
             </w:r>
           </w:p>
         </w:tc>
@@ -7081,7 +7081,7 @@
               <w:rPr>
                 <w:sz w:val="20"/>
               </w:rPr>
-              <w:t>83</w:t>
+              <w:t>92</w:t>
             </w:r>
           </w:p>
         </w:tc>
@@ -7097,7 +7097,7 @@
               <w:rPr>
                 <w:sz w:val="20"/>
               </w:rPr>
-              <w:t>257</w:t>
+              <w:t>267</w:t>
             </w:r>
           </w:p>
         </w:tc>
@@ -7113,7 +7113,7 @@
               <w:rPr>
                 <w:sz w:val="20"/>
               </w:rPr>
-              <w:t>85.7</w:t>
+              <w:t>89.0</w:t>
             </w:r>
           </w:p>
         </w:tc>
@@ -7163,7 +7163,7 @@
               <w:rPr>
                 <w:sz w:val="20"/>
               </w:rPr>
-              <w:t>66</w:t>
+              <w:t>79</w:t>
             </w:r>
           </w:p>
         </w:tc>
@@ -7179,7 +7179,7 @@
               <w:rPr>
                 <w:sz w:val="20"/>
               </w:rPr>
-              <w:t>68</w:t>
+              <w:t>84</w:t>
             </w:r>
           </w:p>
         </w:tc>
@@ -7195,7 +7195,7 @@
               <w:rPr>
                 <w:sz w:val="20"/>
               </w:rPr>
-              <w:t>69</w:t>
+              <w:t>80</w:t>
             </w:r>
           </w:p>
         </w:tc>
@@ -7211,7 +7211,7 @@
               <w:rPr>
                 <w:sz w:val="20"/>
               </w:rPr>
-              <w:t>203</w:t>
+              <w:t>243</w:t>
             </w:r>
           </w:p>
         </w:tc>
@@ -7227,7 +7227,7 @@
               <w:rPr>
                 <w:sz w:val="20"/>
               </w:rPr>
-              <w:t>67.7</w:t>
+              <w:t>81.0</w:t>
             </w:r>
           </w:p>
         </w:tc>
@@ -7276,7 +7276,7 @@
               <w:rPr>
                 <w:sz w:val="20"/>
               </w:rPr>
-              <w:t>73</w:t>
+              <w:t>79</w:t>
             </w:r>
           </w:p>
         </w:tc>
@@ -7292,7 +7292,7 @@
               <w:rPr>
                 <w:sz w:val="20"/>
               </w:rPr>
-              <w:t>69</w:t>
+              <w:t>87</w:t>
             </w:r>
           </w:p>
         </w:tc>
@@ -7308,7 +7308,7 @@
               <w:rPr>
                 <w:sz w:val="20"/>
               </w:rPr>
-              <w:t>70</w:t>
+              <w:t>82</w:t>
             </w:r>
           </w:p>
         </w:tc>
@@ -7324,7 +7324,7 @@
               <w:rPr>
                 <w:sz w:val="20"/>
               </w:rPr>
-              <w:t>212</w:t>
+              <w:t>248</w:t>
             </w:r>
           </w:p>
         </w:tc>
@@ -7340,7 +7340,7 @@
               <w:rPr>
                 <w:sz w:val="20"/>
               </w:rPr>
-              <w:t>70.7</w:t>
+              <w:t>82.7</w:t>
             </w:r>
           </w:p>
         </w:tc>
@@ -7496,7 +7496,7 @@
               <w:rPr>
                 <w:sz w:val="20"/>
               </w:rPr>
-              <w:t>교육과정 성취기준을 충실히 반영하고 학습 분량과 내용 수준이 학생들의 학력 수준에 적합함. 실생활 맥락의 도입 활동과 단계적 탐구 활동으로 개념을 자연스럽게 형성할 수 있으며 기본과 심화 문제의 난이도 배치가 균형적임. 이전 학년과의 계열성을 고려한 단원 구성과 정확한 용어 및 기호 표기, 깔끔한 편집으로 가독성이 뛰어나 세 위원 모두 최고점을 부여하여 1순위로 추천함.</w:t>
+              <w:t>교육과정 성취기준을 충실히 반영하고 학습 분량과 내용 수준이 학생들의 학력 수준에 적합함. 실생활 맥락의 도입 활동과 단계적 탐구 활동으로 개념을 자연스럽게 형성할 수 있으며 기본과 심화 문제의 난이도 배치가 균형적임. 이전 학년과의 계열성을 고려한 단원 구성과 정확한 용어 및 기호 표기, 깔끔한 편집으로 가독성이 뛰어나 세 위원 합산 최고점을 받아 1순위로 추천함.</w:t>
             </w:r>
           </w:p>
         </w:tc>
